--- a/Bharat_Resume.docx
+++ b/Bharat_Resume.docx
@@ -6,6 +6,7 @@
       <w:pPr>
         <w:spacing w:after="0" w:line="259" w:lineRule="auto"/>
         <w:ind w:left="0" w:firstLine="0"/>
+        <w:jc w:val="both"/>
       </w:pPr>
       <w:r>
         <w:rPr>
@@ -22,6 +23,7 @@
       <w:pPr>
         <w:spacing w:after="0" w:line="259" w:lineRule="auto"/>
         <w:ind w:left="0" w:firstLine="0"/>
+        <w:jc w:val="both"/>
       </w:pPr>
       <w:r>
         <w:rPr>
@@ -80,8 +82,9 @@
     </w:p>
     <w:p>
       <w:pPr>
-        <w:spacing w:after="230" w:line="259" w:lineRule="auto"/>
-        <w:ind w:left="44" w:firstLine="0"/>
+        <w:spacing w:after="120" w:line="259" w:lineRule="auto"/>
+        <w:ind w:left="0" w:firstLine="0"/>
+        <w:jc w:val="both"/>
       </w:pPr>
       <w:r>
         <w:rPr>
@@ -92,8 +95,8 @@
         <mc:AlternateContent>
           <mc:Choice Requires="wpg">
             <w:drawing>
-              <wp:inline distT="0" distB="0" distL="0" distR="0" wp14:anchorId="6E0CC0B0" wp14:editId="216FA1FD">
-                <wp:extent cx="6886800" cy="7200"/>
+              <wp:inline distT="0" distB="0" distL="0" distR="0" wp14:anchorId="6E0CC0B0" wp14:editId="0B90DB29">
+                <wp:extent cx="6941439" cy="57023"/>
                 <wp:effectExtent l="0" t="0" r="0" b="0"/>
                 <wp:docPr id="1946" name="Group 1946"/>
                 <wp:cNvGraphicFramePr/>
@@ -102,9 +105,9 @@
                     <wpg:wgp>
                       <wpg:cNvGrpSpPr/>
                       <wpg:grpSpPr>
-                        <a:xfrm>
+                        <a:xfrm flipV="1">
                           <a:off x="0" y="0"/>
-                          <a:ext cx="6886800" cy="7200"/>
+                          <a:ext cx="6941439" cy="57023"/>
                           <a:chOff x="0" y="0"/>
                           <a:chExt cx="6168390" cy="6350"/>
                         </a:xfrm>
@@ -162,7 +165,7 @@
           </mc:Choice>
           <mc:Fallback>
             <w:pict>
-              <v:group w14:anchorId="5094527A" id="Group 1946" o:spid="_x0000_s1026" style="width:542.25pt;height:.55pt;mso-position-horizontal-relative:char;mso-position-vertical-relative:line" coordsize="61683,63" o:gfxdata="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">
+              <v:group w14:anchorId="1DDC95E2" id="Group 1946" o:spid="_x0000_s1026" style="width:546.55pt;height:4.5pt;flip:y;mso-position-horizontal-relative:char;mso-position-vertical-relative:line" coordsize="61683,63" o:gfxdata="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">
                 <v:shape id="Shape 291" o:spid="_x0000_s1027" style="position:absolute;width:61683;height:0;visibility:visible;mso-wrap-style:square;v-text-anchor:top" coordsize="6168390,0" o:gfxdata="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" path="m,l6168390,e" filled="f" strokeweight=".5pt">
                   <v:stroke miterlimit="83231f" joinstyle="miter"/>
                   <v:path arrowok="t" textboxrect="0,0,6168390,0"/>
@@ -179,6 +182,7 @@
         <w:pStyle w:val="Heading1"/>
         <w:spacing w:after="120"/>
         <w:ind w:left="-5"/>
+        <w:jc w:val="both"/>
       </w:pPr>
       <w:r>
         <w:t xml:space="preserve">EDUCATION </w:t>
@@ -191,6 +195,7 @@
           <w:numId w:val="1"/>
         </w:numPr>
         <w:ind w:firstLine="0"/>
+        <w:jc w:val="both"/>
       </w:pPr>
       <w:r>
         <w:rPr>
@@ -222,7 +227,14 @@
           <w:b/>
           <w:bCs/>
         </w:rPr>
-        <w:t>02</w:t>
+        <w:t>0</w:t>
+      </w:r>
+      <w:r>
+        <w:rPr>
+          <w:b/>
+          <w:bCs/>
+        </w:rPr>
+        <w:t>5</w:t>
       </w:r>
       <w:r>
         <w:rPr>
@@ -249,6 +261,7 @@
         </w:numPr>
         <w:spacing w:after="60" w:line="284" w:lineRule="auto"/>
         <w:ind w:firstLine="0"/>
+        <w:jc w:val="both"/>
       </w:pPr>
       <w:r>
         <w:rPr>
@@ -290,6 +303,7 @@
         <w:pStyle w:val="Heading1"/>
         <w:spacing w:after="40"/>
         <w:ind w:left="-5"/>
+        <w:jc w:val="both"/>
       </w:pPr>
       <w:r>
         <w:t xml:space="preserve">TECHNICAL SKILLS </w:t>
@@ -302,7 +316,8 @@
           <w:numId w:val="2"/>
         </w:numPr>
         <w:spacing w:before="20" w:after="40"/>
-        <w:ind w:right="744" w:hanging="360"/>
+        <w:ind w:hanging="360"/>
+        <w:jc w:val="both"/>
       </w:pPr>
       <w:r>
         <w:rPr>
@@ -321,7 +336,8 @@
           <w:numId w:val="2"/>
         </w:numPr>
         <w:spacing w:before="20" w:after="40"/>
-        <w:ind w:right="744" w:hanging="360"/>
+        <w:ind w:hanging="360"/>
+        <w:jc w:val="both"/>
         <w:rPr>
           <w:bCs/>
         </w:rPr>
@@ -353,7 +369,8 @@
           <w:numId w:val="2"/>
         </w:numPr>
         <w:spacing w:before="20" w:after="40"/>
-        <w:ind w:right="744" w:hanging="360"/>
+        <w:ind w:hanging="360"/>
+        <w:jc w:val="both"/>
       </w:pPr>
       <w:r>
         <w:rPr>
@@ -381,7 +398,8 @@
           <w:numId w:val="2"/>
         </w:numPr>
         <w:spacing w:before="20" w:after="40"/>
-        <w:ind w:right="744" w:hanging="360"/>
+        <w:ind w:hanging="360"/>
+        <w:jc w:val="both"/>
       </w:pPr>
       <w:r>
         <w:rPr>
@@ -399,6 +417,7 @@
         <w:pStyle w:val="Heading1"/>
         <w:spacing w:after="120"/>
         <w:ind w:left="-5"/>
+        <w:jc w:val="both"/>
       </w:pPr>
       <w:r>
         <w:t>AI &amp; MACHINE LEARNING PROJECTS</w:t>
@@ -406,95 +425,311 @@
     </w:p>
     <w:p>
       <w:pPr>
+        <w:pStyle w:val="Heading1"/>
+        <w:spacing w:after="120"/>
+        <w:ind w:left="-5" w:firstLine="5"/>
+        <w:jc w:val="both"/>
+        <w:rPr>
+          <w:b w:val="0"/>
+        </w:rPr>
+      </w:pPr>
+      <w:hyperlink r:id="rId9" w:history="1">
+        <w:r>
+          <w:rPr>
+            <w:rStyle w:val="Hyperlink"/>
+            <w:bCs/>
+            <w:sz w:val="24"/>
+            <w:szCs w:val="28"/>
+            <w:u w:val="none"/>
+          </w:rPr>
+          <w:t>DepoIndex: AI-Powered Legal Document Indexing</w:t>
+        </w:r>
+      </w:hyperlink>
+      <w:r>
+        <w:rPr>
+          <w:bCs/>
+          <w:sz w:val="24"/>
+          <w:szCs w:val="28"/>
+        </w:rPr>
+        <w:t xml:space="preserve"> </w:t>
+      </w:r>
+      <w:r>
+        <w:rPr>
+          <w:bCs/>
+          <w:sz w:val="24"/>
+          <w:szCs w:val="28"/>
+        </w:rPr>
+        <w:t xml:space="preserve">| </w:t>
+      </w:r>
+      <w:r>
+        <w:rPr>
+          <w:b w:val="0"/>
+        </w:rPr>
+        <w:t>Python, LLM APIs, NLP, Prompt Engineering, PDF Processing</w:t>
+      </w:r>
+    </w:p>
+    <w:p>
+      <w:pPr>
+        <w:pStyle w:val="ListParagraph"/>
         <w:numPr>
           <w:ilvl w:val="0"/>
           <w:numId w:val="3"/>
         </w:numPr>
-        <w:ind w:right="1319" w:hanging="360"/>
+        <w:jc w:val="both"/>
+      </w:pPr>
+      <w:r>
+        <w:t>En</w:t>
+      </w:r>
+      <w:r>
+        <w:t>gineered an AI-powered tool to automate the generation of a table of contents from legal deposition PDFs,</w:t>
+      </w:r>
+      <w:r>
+        <w:t xml:space="preserve"> </w:t>
+      </w:r>
+      <w:r>
+        <w:t xml:space="preserve">significantly reducing the manual effort required for </w:t>
+      </w:r>
+      <w:r>
         <w:rPr>
           <w:b/>
           <w:bCs/>
         </w:rPr>
-      </w:pPr>
-      <w:hyperlink r:id="rId9" w:history="1">
+        <w:t>document analysis</w:t>
+      </w:r>
+      <w:r>
+        <w:rPr>
+          <w:b/>
+          <w:bCs/>
+        </w:rPr>
+        <w:t>.</w:t>
+      </w:r>
+    </w:p>
+    <w:p>
+      <w:pPr>
+        <w:numPr>
+          <w:ilvl w:val="0"/>
+          <w:numId w:val="3"/>
+        </w:numPr>
+        <w:jc w:val="both"/>
+      </w:pPr>
+      <w:r>
+        <w:t xml:space="preserve">Designed an efficient </w:t>
+      </w:r>
+      <w:r>
+        <w:rPr>
+          <w:b/>
+          <w:bCs/>
+        </w:rPr>
+        <w:t>preprocessing pipeline</w:t>
+      </w:r>
+      <w:r>
+        <w:t xml:space="preserve"> that annotates text with precise page and line numbers, minimizing prompt token count while enabling the LLM to extract topics with accurate source references.</w:t>
+      </w:r>
+    </w:p>
+    <w:p>
+      <w:pPr>
+        <w:numPr>
+          <w:ilvl w:val="0"/>
+          <w:numId w:val="3"/>
+        </w:numPr>
+        <w:jc w:val="both"/>
+      </w:pPr>
+      <w:r>
+        <w:t xml:space="preserve">Achieved </w:t>
+      </w:r>
+      <w:r>
+        <w:rPr>
+          <w:b/>
+          <w:bCs/>
+        </w:rPr>
+        <w:t>95% page-level and 85% line-level accuracy</w:t>
+      </w:r>
+      <w:r>
+        <w:t xml:space="preserve"> in topic referencing through manual validation, delivering a highly reliable tool for automated document indexing.</w:t>
+      </w:r>
+    </w:p>
+    <w:p>
+      <w:pPr>
+        <w:ind w:left="0" w:firstLine="0"/>
+        <w:jc w:val="both"/>
+        <w:rPr>
+          <w:sz w:val="24"/>
+          <w:szCs w:val="32"/>
+        </w:rPr>
+      </w:pPr>
+      <w:hyperlink r:id="rId10" w:history="1">
+        <w:r>
+          <w:rPr>
+            <w:rStyle w:val="Hyperlink"/>
+            <w:sz w:val="24"/>
+            <w:szCs w:val="32"/>
+            <w:u w:val="none"/>
+          </w:rPr>
+          <w:t>Attentia.ai- Adaptive Attentio</w:t>
+        </w:r>
+        <w:r>
+          <w:rPr>
+            <w:rStyle w:val="Hyperlink"/>
+            <w:sz w:val="24"/>
+            <w:szCs w:val="32"/>
+            <w:u w:val="none"/>
+          </w:rPr>
+          <w:t>n</w:t>
+        </w:r>
+        <w:r>
+          <w:rPr>
+            <w:rStyle w:val="Hyperlink"/>
+            <w:sz w:val="24"/>
+            <w:szCs w:val="32"/>
+            <w:u w:val="none"/>
+          </w:rPr>
+          <w:t xml:space="preserve"> Aware learning system</w:t>
+        </w:r>
+      </w:hyperlink>
+      <w:r>
+        <w:rPr>
+          <w:sz w:val="24"/>
+          <w:szCs w:val="32"/>
+        </w:rPr>
+        <w:t xml:space="preserve"> | </w:t>
+      </w:r>
+      <w:r>
+        <w:rPr>
+          <w:sz w:val="22"/>
+          <w:szCs w:val="28"/>
+        </w:rPr>
+        <w:t>Python, FastAPI, OpenCV, MediaPipe, Reinforcement Learning</w:t>
+      </w:r>
+    </w:p>
+    <w:p>
+      <w:pPr>
+        <w:pStyle w:val="ListParagraph"/>
+        <w:numPr>
+          <w:ilvl w:val="0"/>
+          <w:numId w:val="16"/>
+        </w:numPr>
+        <w:jc w:val="both"/>
+      </w:pPr>
+      <w:r>
+        <w:t>Designed a stochastic user-behavior simulation and decision system using tabular Q-learning to adapt intervention strategies based on attention and emotional state.</w:t>
+      </w:r>
+    </w:p>
+    <w:p>
+      <w:pPr>
+        <w:pStyle w:val="ListParagraph"/>
+        <w:numPr>
+          <w:ilvl w:val="0"/>
+          <w:numId w:val="16"/>
+        </w:numPr>
+        <w:jc w:val="both"/>
+      </w:pPr>
+      <w:r>
+        <w:t>Implemented multi-modal attention detection using OpenCV and MediaPipe, combining facial landmarks, head pose, and audio signals.</w:t>
+      </w:r>
+    </w:p>
+    <w:p>
+      <w:pPr>
+        <w:pStyle w:val="ListParagraph"/>
+        <w:numPr>
+          <w:ilvl w:val="0"/>
+          <w:numId w:val="16"/>
+        </w:numPr>
+        <w:jc w:val="both"/>
+      </w:pPr>
+      <w:r>
+        <w:t>Engineered a personalized baseline calibration mechanism to detect relative deviations in user engagement during live sessions.</w:t>
+      </w:r>
+    </w:p>
+    <w:p>
+      <w:pPr>
+        <w:pStyle w:val="ListParagraph"/>
+        <w:numPr>
+          <w:ilvl w:val="0"/>
+          <w:numId w:val="16"/>
+        </w:numPr>
+        <w:jc w:val="both"/>
+      </w:pPr>
+      <w:r>
+        <w:t>Defined backend data flow and API interaction patterns to support low-latency processing of real-time attention signals.</w:t>
+      </w:r>
+    </w:p>
+    <w:p>
+      <w:pPr>
+        <w:pStyle w:val="ListParagraph"/>
+        <w:numPr>
+          <w:ilvl w:val="0"/>
+          <w:numId w:val="16"/>
+        </w:numPr>
+        <w:jc w:val="both"/>
+      </w:pPr>
+      <w:r>
+        <w:t>Built FastAPI endpoints to integrate real-time inputs with the decision engine and trigger adaptive interventions.</w:t>
+      </w:r>
+    </w:p>
+    <w:p>
+      <w:pPr>
+        <w:numPr>
+          <w:ilvl w:val="0"/>
+          <w:numId w:val="16"/>
+        </w:numPr>
+        <w:spacing w:before="100" w:beforeAutospacing="1" w:line="240" w:lineRule="auto"/>
+        <w:jc w:val="both"/>
+        <w:rPr>
+          <w:color w:val="auto"/>
+          <w:kern w:val="0"/>
+          <w:sz w:val="22"/>
+          <w:szCs w:val="22"/>
+          <w14:ligatures w14:val="none"/>
+        </w:rPr>
+      </w:pPr>
+      <w:r>
+        <w:rPr>
+          <w:color w:val="auto"/>
+          <w:kern w:val="0"/>
+          <w:sz w:val="22"/>
+          <w:szCs w:val="22"/>
+          <w14:ligatures w14:val="none"/>
+        </w:rPr>
+        <w:t xml:space="preserve">Collaborated on integrating continuous audio input streams via WebSocket-based communication for real-time noise analysis. </w:t>
+      </w:r>
+    </w:p>
+    <w:p>
+      <w:pPr>
+        <w:ind w:left="0" w:firstLine="0"/>
+        <w:jc w:val="both"/>
+        <w:rPr>
+          <w:b/>
+          <w:bCs/>
+          <w:sz w:val="24"/>
+          <w:szCs w:val="32"/>
+        </w:rPr>
+      </w:pPr>
+      <w:hyperlink r:id="rId11" w:history="1">
         <w:r>
           <w:rPr>
             <w:rStyle w:val="Hyperlink"/>
             <w:b/>
             <w:bCs/>
+            <w:sz w:val="24"/>
+            <w:szCs w:val="32"/>
+            <w:u w:val="none"/>
           </w:rPr>
-          <w:t>DepoIndex: AI-Powered Legal Document Indexing</w:t>
+          <w:t>MovieMix: Latent Semantic Movie Search Engine (MovieLens 25M)</w:t>
         </w:r>
       </w:hyperlink>
       <w:r>
         <w:rPr>
-          <w:b/>
-          <w:bCs/>
-        </w:rPr>
-        <w:t xml:space="preserve"> </w:t>
-      </w:r>
-    </w:p>
-    <w:p>
-      <w:pPr>
-        <w:numPr>
-          <w:ilvl w:val="1"/>
-          <w:numId w:val="3"/>
-        </w:numPr>
-        <w:ind w:right="1319" w:hanging="360"/>
-      </w:pPr>
-      <w:r>
-        <w:t xml:space="preserve">Engineered an AI-powered tool to automate the generation of a table of contents from legal deposition PDFs, significantly reducing the manual effort required for </w:t>
-      </w:r>
-      <w:r>
-        <w:rPr>
-          <w:b/>
-          <w:bCs/>
-        </w:rPr>
-        <w:t>document analysis.</w:t>
-      </w:r>
-    </w:p>
-    <w:p>
-      <w:pPr>
-        <w:numPr>
-          <w:ilvl w:val="1"/>
-          <w:numId w:val="3"/>
-        </w:numPr>
-        <w:ind w:right="1319" w:hanging="360"/>
-      </w:pPr>
-      <w:r>
-        <w:t xml:space="preserve">Designed an efficient </w:t>
-      </w:r>
-      <w:r>
-        <w:rPr>
-          <w:b/>
-          <w:bCs/>
-        </w:rPr>
-        <w:t>preprocessing pipeline</w:t>
-      </w:r>
-      <w:r>
-        <w:t xml:space="preserve"> that annotates text with precise page and line numbers, minimizing prompt token count while enabling the LLM to extract topics with accurate source references.</w:t>
-      </w:r>
-    </w:p>
-    <w:p>
-      <w:pPr>
-        <w:numPr>
-          <w:ilvl w:val="1"/>
-          <w:numId w:val="3"/>
-        </w:numPr>
-        <w:ind w:right="1319" w:hanging="360"/>
-      </w:pPr>
-      <w:r>
-        <w:t xml:space="preserve">Achieved </w:t>
-      </w:r>
-      <w:r>
-        <w:rPr>
-          <w:b/>
-          <w:bCs/>
-        </w:rPr>
-        <w:t>95% page-level and 85% line-level accuracy</w:t>
-      </w:r>
-      <w:r>
-        <w:t xml:space="preserve"> in topic referencing through manual validation, delivering a highly reliable tool for automated document indexing.</w:t>
+          <w:sz w:val="24"/>
+          <w:szCs w:val="32"/>
+        </w:rPr>
+        <w:t xml:space="preserve"> | </w:t>
+      </w:r>
+      <w:r>
+        <w:rPr>
+          <w:sz w:val="22"/>
+          <w:szCs w:val="28"/>
+        </w:rPr>
+        <w:t>Python, FastAPI, Docker, NumPy, Embeddings, Recommendation Systems</w:t>
       </w:r>
     </w:p>
     <w:p>
@@ -503,198 +738,224 @@
           <w:ilvl w:val="0"/>
           <w:numId w:val="3"/>
         </w:numPr>
-        <w:ind w:right="1319" w:hanging="360"/>
+        <w:jc w:val="both"/>
+      </w:pPr>
+      <w:r>
+        <w:t xml:space="preserve">Built a </w:t>
+      </w:r>
+      <w:r>
         <w:rPr>
           <w:b/>
           <w:bCs/>
         </w:rPr>
-      </w:pPr>
-      <w:hyperlink r:id="rId10" w:history="1">
+        <w:t>semantic</w:t>
+      </w:r>
+      <w:r>
+        <w:t xml:space="preserve"> search system that converts raw user input tags into 100-D </w:t>
+      </w:r>
+      <w:r>
+        <w:rPr>
+          <w:b/>
+          <w:bCs/>
+        </w:rPr>
+        <w:t>embeddings</w:t>
+      </w:r>
+      <w:r>
+        <w:t>, and retrieves movies</w:t>
+      </w:r>
+      <w:r>
+        <w:t xml:space="preserve"> </w:t>
+      </w:r>
+      <w:r>
+        <w:t xml:space="preserve">via </w:t>
+      </w:r>
+      <w:r>
+        <w:rPr>
+          <w:b/>
+          <w:bCs/>
+        </w:rPr>
+        <w:t>vectorized cosine similarity against MF-derived movie embeddings</w:t>
+      </w:r>
+    </w:p>
+    <w:p>
+      <w:pPr>
+        <w:numPr>
+          <w:ilvl w:val="0"/>
+          <w:numId w:val="3"/>
+        </w:numPr>
+        <w:jc w:val="both"/>
+      </w:pPr>
+      <w:r>
+        <w:t xml:space="preserve">Engineered a </w:t>
+      </w:r>
+      <w:r>
+        <w:rPr>
+          <w:b/>
+          <w:bCs/>
+        </w:rPr>
+        <w:t>500-token tag vocabulary</w:t>
+      </w:r>
+      <w:r>
+        <w:t xml:space="preserve"> and a hypersphere-normalized text-to-vector </w:t>
+      </w:r>
+      <w:r>
+        <w:t>neural</w:t>
+      </w:r>
+      <w:r>
+        <w:t xml:space="preserve"> </w:t>
+      </w:r>
+      <w:r>
+        <w:t>net</w:t>
+      </w:r>
+      <w:r>
+        <w:t>work</w:t>
+      </w:r>
+      <w:r>
+        <w:t xml:space="preserve"> for solving the </w:t>
+      </w:r>
+      <w:r>
+        <w:rPr>
+          <w:b/>
+          <w:bCs/>
+        </w:rPr>
+        <w:t>hub</w:t>
+      </w:r>
+      <w:r>
+        <w:rPr>
+          <w:b/>
+          <w:bCs/>
+        </w:rPr>
+        <w:t>ness</w:t>
+      </w:r>
+      <w:r>
+        <w:rPr>
+          <w:b/>
+          <w:bCs/>
+        </w:rPr>
+        <w:t xml:space="preserve"> problem</w:t>
+      </w:r>
+      <w:r>
+        <w:t xml:space="preserve"> </w:t>
+      </w:r>
+      <w:r>
+        <w:t xml:space="preserve">and also </w:t>
+      </w:r>
+      <w:r>
+        <w:t xml:space="preserve">fully solving the </w:t>
+      </w:r>
+      <w:r>
+        <w:rPr>
+          <w:b/>
+          <w:bCs/>
+        </w:rPr>
+        <w:t>cold-start problem</w:t>
+      </w:r>
+      <w:r>
+        <w:t xml:space="preserve"> by generating embeddings from tags alone</w:t>
+      </w:r>
+      <w:r>
+        <w:t xml:space="preserve">, </w:t>
+      </w:r>
+      <w:r>
+        <w:t xml:space="preserve">that achieved </w:t>
+      </w:r>
+      <w:r>
+        <w:rPr>
+          <w:b/>
+          <w:bCs/>
+        </w:rPr>
+        <w:t>0.52 cosine similarity</w:t>
+      </w:r>
+      <w:r>
+        <w:t>.</w:t>
+      </w:r>
+      <w:r>
+        <w:t xml:space="preserve"> </w:t>
+      </w:r>
+    </w:p>
+    <w:p>
+      <w:pPr>
+        <w:numPr>
+          <w:ilvl w:val="0"/>
+          <w:numId w:val="3"/>
+        </w:numPr>
+        <w:jc w:val="both"/>
+      </w:pPr>
+      <w:r>
+        <w:t xml:space="preserve">Deployed a fast </w:t>
+      </w:r>
+      <w:r>
+        <w:rPr>
+          <w:b/>
+          <w:bCs/>
+        </w:rPr>
+        <w:t>&lt;</w:t>
+      </w:r>
+      <w:r>
+        <w:t xml:space="preserve">50ms </w:t>
+      </w:r>
+      <w:r>
+        <w:rPr>
+          <w:b/>
+          <w:bCs/>
+        </w:rPr>
+        <w:t>inference pipeline</w:t>
+      </w:r>
+      <w:r>
+        <w:t xml:space="preserve"> using </w:t>
+      </w:r>
+      <w:r>
+        <w:rPr>
+          <w:b/>
+          <w:bCs/>
+        </w:rPr>
+        <w:t>FastAPI + Docker</w:t>
+      </w:r>
+      <w:r>
+        <w:t>, enabling production-grade semantic movie retrieval.</w:t>
+      </w:r>
+    </w:p>
+    <w:p>
+      <w:pPr>
+        <w:ind w:left="0" w:firstLine="0"/>
+        <w:jc w:val="both"/>
+        <w:rPr>
+          <w:sz w:val="24"/>
+          <w:szCs w:val="32"/>
+        </w:rPr>
+      </w:pPr>
+      <w:hyperlink r:id="rId12" w:history="1">
         <w:r>
           <w:rPr>
             <w:rStyle w:val="Hyperlink"/>
             <w:b/>
-            <w:bCs/>
+            <w:sz w:val="24"/>
+            <w:szCs w:val="32"/>
+            <w:u w:val="none"/>
           </w:rPr>
-          <w:t>MovieMix: Latent Semantic Movie Search Engine (MovieLens 25M)</w:t>
+          <w:t>Search and Rescue Reinforcement Learning System</w:t>
         </w:r>
       </w:hyperlink>
-    </w:p>
-    <w:p>
-      <w:pPr>
-        <w:numPr>
-          <w:ilvl w:val="1"/>
-          <w:numId w:val="3"/>
-        </w:numPr>
-        <w:ind w:right="1319" w:hanging="360"/>
-      </w:pPr>
-      <w:r>
-        <w:t xml:space="preserve">Built a </w:t>
-      </w:r>
-      <w:r>
-        <w:rPr>
-          <w:b/>
-          <w:bCs/>
-        </w:rPr>
-        <w:t>semantic</w:t>
-      </w:r>
-      <w:r>
-        <w:t xml:space="preserve"> search system that converts raw user input tags into 100-D </w:t>
-      </w:r>
-      <w:r>
-        <w:rPr>
-          <w:b/>
-          <w:bCs/>
-        </w:rPr>
-        <w:t>embeddings</w:t>
-      </w:r>
-      <w:r>
-        <w:t xml:space="preserve">, and retrieves movies via </w:t>
-      </w:r>
-      <w:r>
-        <w:rPr>
-          <w:b/>
-          <w:bCs/>
-        </w:rPr>
-        <w:t>vectorized cosine similarity against MF-derived movie embeddings</w:t>
-      </w:r>
-    </w:p>
-    <w:p>
-      <w:pPr>
-        <w:numPr>
-          <w:ilvl w:val="1"/>
-          <w:numId w:val="3"/>
-        </w:numPr>
-        <w:ind w:right="1319" w:hanging="360"/>
-      </w:pPr>
-      <w:r>
-        <w:t xml:space="preserve">Engineered a </w:t>
-      </w:r>
-      <w:r>
-        <w:rPr>
-          <w:b/>
-          <w:bCs/>
-        </w:rPr>
-        <w:t>500-token tag vocabulary</w:t>
-      </w:r>
-      <w:r>
-        <w:t xml:space="preserve"> and a hypersphere-normalized text-to-vector </w:t>
-      </w:r>
-      <w:r>
-        <w:t>neural</w:t>
-      </w:r>
-      <w:r>
+      <w:r>
+        <w:rPr>
+          <w:sz w:val="24"/>
+          <w:szCs w:val="32"/>
+        </w:rPr>
         <w:t xml:space="preserve"> </w:t>
       </w:r>
       <w:r>
-        <w:t>net</w:t>
-      </w:r>
-      <w:r>
-        <w:t>work</w:t>
-      </w:r>
-      <w:r>
-        <w:t xml:space="preserve"> for solving the </w:t>
-      </w:r>
-      <w:r>
-        <w:rPr>
-          <w:b/>
-          <w:bCs/>
-        </w:rPr>
-        <w:t>hub</w:t>
-      </w:r>
-      <w:r>
-        <w:rPr>
-          <w:b/>
-          <w:bCs/>
-        </w:rPr>
-        <w:t>ness</w:t>
-      </w:r>
-      <w:r>
-        <w:rPr>
-          <w:b/>
-          <w:bCs/>
-        </w:rPr>
-        <w:t xml:space="preserve"> problem</w:t>
-      </w:r>
-      <w:r>
-        <w:t xml:space="preserve"> </w:t>
-      </w:r>
-      <w:r>
-        <w:t xml:space="preserve">and also </w:t>
-      </w:r>
-      <w:r>
-        <w:t xml:space="preserve">fully solving the </w:t>
-      </w:r>
-      <w:r>
-        <w:rPr>
-          <w:b/>
-          <w:bCs/>
-        </w:rPr>
-        <w:t>cold-start problem</w:t>
-      </w:r>
-      <w:r>
-        <w:t xml:space="preserve"> by generating embeddings from tags alone</w:t>
-      </w:r>
-      <w:r>
-        <w:t xml:space="preserve">, </w:t>
-      </w:r>
-      <w:r>
-        <w:t xml:space="preserve">that achieved </w:t>
-      </w:r>
-      <w:r>
-        <w:rPr>
-          <w:b/>
-          <w:bCs/>
-        </w:rPr>
-        <w:t>0.52 cosine similarity</w:t>
-      </w:r>
-      <w:r>
-        <w:t>.</w:t>
-      </w:r>
-      <w:r>
-        <w:t xml:space="preserve"> </w:t>
-      </w:r>
-    </w:p>
-    <w:p>
-      <w:pPr>
-        <w:numPr>
-          <w:ilvl w:val="1"/>
-          <w:numId w:val="3"/>
-        </w:numPr>
-        <w:ind w:right="1319" w:hanging="360"/>
-      </w:pPr>
-      <w:r>
-        <w:t xml:space="preserve">Deployed a fast </w:t>
-      </w:r>
-      <w:r>
-        <w:rPr>
-          <w:b/>
-          <w:bCs/>
-        </w:rPr>
-        <w:t>&lt;</w:t>
-      </w:r>
-      <w:r>
-        <w:t xml:space="preserve">50ms </w:t>
-      </w:r>
-      <w:r>
-        <w:rPr>
-          <w:b/>
-          <w:bCs/>
-        </w:rPr>
-        <w:t>inference pipeline</w:t>
-      </w:r>
-      <w:r>
-        <w:t xml:space="preserve"> using </w:t>
-      </w:r>
-      <w:r>
-        <w:rPr>
-          <w:b/>
-          <w:bCs/>
-        </w:rPr>
-        <w:t>FastAPI + Docker</w:t>
-      </w:r>
-      <w:r>
-        <w:t>, enabling production-grade semantic movie retrieval.</w:t>
+        <w:rPr>
+          <w:sz w:val="24"/>
+          <w:szCs w:val="32"/>
+        </w:rPr>
+        <w:t xml:space="preserve">| </w:t>
+      </w:r>
+      <w:r>
+        <w:rPr>
+          <w:sz w:val="22"/>
+          <w:szCs w:val="28"/>
+        </w:rPr>
+        <w:t>Python, Reinforcement Learning, Custom Environment</w:t>
       </w:r>
     </w:p>
     <w:p>
@@ -703,78 +964,16 @@
           <w:ilvl w:val="0"/>
           <w:numId w:val="3"/>
         </w:numPr>
-        <w:ind w:right="1319" w:hanging="360"/>
-      </w:pPr>
-      <w:hyperlink r:id="rId11" w:history="1">
-        <w:r>
-          <w:rPr>
-            <w:rStyle w:val="Hyperlink"/>
-            <w:b/>
-          </w:rPr>
-          <w:t>Search and Rescue Reinforcement Learning System</w:t>
-        </w:r>
-      </w:hyperlink>
-      <w:r>
-        <w:t xml:space="preserve"> </w:t>
-      </w:r>
-    </w:p>
-    <w:p>
-      <w:pPr>
-        <w:numPr>
-          <w:ilvl w:val="1"/>
-          <w:numId w:val="3"/>
-        </w:numPr>
-        <w:ind w:right="624" w:hanging="360"/>
-      </w:pPr>
-      <w:r>
-        <w:t>Developed autonomous agents using Q-learning and PPO to optimize pathfinding in a dynamic, multi-agent search and rescue simulation.</w:t>
-      </w:r>
-    </w:p>
-    <w:p>
-      <w:pPr>
-        <w:numPr>
-          <w:ilvl w:val="1"/>
-          <w:numId w:val="3"/>
-        </w:numPr>
-        <w:ind w:right="624" w:hanging="360"/>
-      </w:pPr>
-      <w:r>
-        <w:rPr>
-          <w:b/>
-          <w:bCs/>
-        </w:rPr>
-        <w:t>Engineered the simulation environment and its core physics from scratch</w:t>
-      </w:r>
-      <w:r>
-        <w:t>, defining the complete state space, action space, and reward functions for the RL agents.</w:t>
-      </w:r>
-      <w:r>
-        <w:t xml:space="preserve"> </w:t>
-      </w:r>
-    </w:p>
-    <w:p>
-      <w:pPr>
-        <w:numPr>
-          <w:ilvl w:val="1"/>
-          <w:numId w:val="3"/>
-        </w:numPr>
-        <w:ind w:right="624" w:hanging="360"/>
-      </w:pPr>
-      <w:r>
-        <w:t xml:space="preserve">Achieved an approximate </w:t>
-      </w:r>
-      <w:r>
-        <w:rPr>
-          <w:b/>
-          <w:bCs/>
-        </w:rPr>
-        <w:t>90% reduction in target search time</w:t>
-      </w:r>
-      <w:r>
-        <w:t xml:space="preserve"> for the trained agent compared to a random-walk baseline</w:t>
-      </w:r>
-      <w:r>
-        <w:t xml:space="preserve">. </w:t>
+        <w:jc w:val="both"/>
+      </w:pPr>
+      <w:r>
+        <w:t xml:space="preserve">Developed autonomous agents using Q-learning and PPO to optimize pathfinding in a dynamic, multi-agent search and </w:t>
+      </w:r>
+      <w:r>
+        <w:t xml:space="preserve">   </w:t>
+      </w:r>
+      <w:r>
+        <w:t>rescue simulation.</w:t>
       </w:r>
     </w:p>
     <w:p>
@@ -783,70 +982,45 @@
           <w:ilvl w:val="0"/>
           <w:numId w:val="3"/>
         </w:numPr>
-        <w:ind w:right="1319" w:hanging="360"/>
+        <w:jc w:val="both"/>
       </w:pPr>
       <w:r>
         <w:rPr>
           <w:b/>
           <w:bCs/>
         </w:rPr>
-        <w:t>Assignment Management System (Python, PostgreSQL)</w:t>
+        <w:t>Engineered the simulation environment and its core physics from scratch</w:t>
+      </w:r>
+      <w:r>
+        <w:t>, defining the complete state space, action space, and reward functions for the RL agents.</w:t>
       </w:r>
       <w:r>
         <w:t xml:space="preserve"> </w:t>
-      </w:r>
-      <w:r>
-        <w:rPr>
-          <w:i/>
-          <w:iCs/>
-        </w:rPr>
-        <w:t>(In Progress)</w:t>
       </w:r>
     </w:p>
     <w:p>
       <w:pPr>
         <w:numPr>
-          <w:ilvl w:val="1"/>
+          <w:ilvl w:val="0"/>
           <w:numId w:val="3"/>
         </w:numPr>
-        <w:ind w:right="1319" w:hanging="360"/>
-      </w:pPr>
-      <w:r>
-        <w:t>Building a backend system to manage users, assignments, and submissions using Python with PostgreSQL.</w:t>
-      </w:r>
-    </w:p>
-    <w:p>
-      <w:pPr>
-        <w:numPr>
-          <w:ilvl w:val="1"/>
-          <w:numId w:val="3"/>
-        </w:numPr>
-        <w:ind w:right="1319" w:hanging="360"/>
-      </w:pPr>
-      <w:r>
-        <w:t>Designed a normalized relational database schema with primary and foreign keys to ensure data consistency.</w:t>
-      </w:r>
-    </w:p>
-    <w:p>
-      <w:pPr>
-        <w:numPr>
-          <w:ilvl w:val="1"/>
-          <w:numId w:val="3"/>
-        </w:numPr>
-        <w:ind w:right="1319" w:hanging="360"/>
-      </w:pPr>
-      <w:r>
-        <w:t xml:space="preserve">Using </w:t>
+        <w:jc w:val="both"/>
+      </w:pPr>
+      <w:r>
+        <w:t xml:space="preserve">Achieved an approximate </w:t>
       </w:r>
       <w:r>
         <w:rPr>
           <w:b/>
           <w:bCs/>
         </w:rPr>
-        <w:t>Pydantic</w:t>
-      </w:r>
-      <w:r>
-        <w:t xml:space="preserve"> models for input validation and structured data handling, and implementing core database operations with clean separation between application logic and persistence.</w:t>
+        <w:t>90% reduction in target search time</w:t>
+      </w:r>
+      <w:r>
+        <w:t xml:space="preserve"> for the trained agent compared to a random-walk baseline</w:t>
+      </w:r>
+      <w:r>
+        <w:t xml:space="preserve">. </w:t>
       </w:r>
     </w:p>
     <w:p>
@@ -854,6 +1028,7 @@
         <w:pStyle w:val="Heading1"/>
         <w:spacing w:after="120"/>
         <w:ind w:left="-5"/>
+        <w:jc w:val="both"/>
       </w:pPr>
       <w:r>
         <w:t>ACHIEVEMENTS &amp; CERTIFICATIONS</w:t>
@@ -863,9 +1038,10 @@
       <w:pPr>
         <w:pStyle w:val="ListParagraph"/>
         <w:numPr>
-          <w:ilvl w:val="1"/>
-          <w:numId w:val="13"/>
+          <w:ilvl w:val="0"/>
+          <w:numId w:val="18"/>
         </w:numPr>
+        <w:jc w:val="both"/>
       </w:pPr>
       <w:r>
         <w:rPr>
@@ -888,9 +1064,10 @@
       <w:pPr>
         <w:pStyle w:val="ListParagraph"/>
         <w:numPr>
-          <w:ilvl w:val="1"/>
-          <w:numId w:val="13"/>
+          <w:ilvl w:val="0"/>
+          <w:numId w:val="18"/>
         </w:numPr>
+        <w:jc w:val="both"/>
       </w:pPr>
       <w:r>
         <w:rPr>
@@ -931,9 +1108,10 @@
       <w:pPr>
         <w:pStyle w:val="ListParagraph"/>
         <w:numPr>
-          <w:ilvl w:val="1"/>
-          <w:numId w:val="13"/>
+          <w:ilvl w:val="0"/>
+          <w:numId w:val="18"/>
         </w:numPr>
+        <w:jc w:val="both"/>
       </w:pPr>
       <w:r>
         <w:rPr>
@@ -954,6 +1132,7 @@
         <w:pStyle w:val="Heading1"/>
         <w:spacing w:after="40"/>
         <w:ind w:left="-5"/>
+        <w:jc w:val="both"/>
       </w:pPr>
       <w:r>
         <w:t>LEADERSHIP AND VOLUNTEERING</w:t>
@@ -966,6 +1145,7 @@
           <w:ilvl w:val="0"/>
           <w:numId w:val="15"/>
         </w:numPr>
+        <w:jc w:val="both"/>
       </w:pPr>
       <w:r>
         <w:rPr>
@@ -985,6 +1165,7 @@
           <w:ilvl w:val="0"/>
           <w:numId w:val="15"/>
         </w:numPr>
+        <w:jc w:val="both"/>
       </w:pPr>
       <w:r>
         <w:rPr>
@@ -1268,6 +1449,138 @@
     </w:lvl>
   </w:abstractNum>
   <w:abstractNum w:abstractNumId="2" w15:restartNumberingAfterBreak="0">
+    <w:nsid w:val="09202E75"/>
+    <w:multiLevelType w:val="hybridMultilevel"/>
+    <w:tmpl w:val="34D05A14"/>
+    <w:lvl w:ilvl="0" w:tplc="473E7A6C">
+      <w:start w:val="1"/>
+      <w:numFmt w:val="bullet"/>
+      <w:suff w:val="space"/>
+      <w:lvlText w:val="•"/>
+      <w:lvlJc w:val="left"/>
+      <w:pPr>
+        <w:ind w:left="170" w:hanging="57"/>
+      </w:pPr>
+      <w:rPr>
+        <w:rFonts w:ascii="Arial" w:eastAsia="Arial" w:hAnsi="Arial" w:hint="default"/>
+        <w:b w:val="0"/>
+        <w:i w:val="0"/>
+        <w:strike w:val="0"/>
+        <w:dstrike w:val="0"/>
+        <w:color w:val="000000"/>
+        <w:sz w:val="20"/>
+        <w:szCs w:val="20"/>
+        <w:u w:val="none" w:color="000000"/>
+        <w:vertAlign w:val="baseline"/>
+      </w:rPr>
+    </w:lvl>
+    <w:lvl w:ilvl="1" w:tplc="FFFFFFFF">
+      <w:start w:val="1"/>
+      <w:numFmt w:val="bullet"/>
+      <w:lvlText w:val="•"/>
+      <w:lvlJc w:val="left"/>
+      <w:pPr>
+        <w:ind w:left="735" w:hanging="360"/>
+      </w:pPr>
+      <w:rPr>
+        <w:rFonts w:ascii="Arial" w:eastAsia="Arial" w:hAnsi="Arial" w:hint="default"/>
+        <w:b w:val="0"/>
+        <w:i w:val="0"/>
+        <w:strike w:val="0"/>
+        <w:dstrike w:val="0"/>
+        <w:color w:val="000000"/>
+        <w:sz w:val="20"/>
+        <w:szCs w:val="20"/>
+        <w:u w:val="none" w:color="000000"/>
+        <w:vertAlign w:val="baseline"/>
+      </w:rPr>
+    </w:lvl>
+    <w:lvl w:ilvl="2" w:tplc="FFFFFFFF">
+      <w:start w:val="1"/>
+      <w:numFmt w:val="bullet"/>
+      <w:lvlText w:val="o"/>
+      <w:lvlJc w:val="left"/>
+      <w:pPr>
+        <w:ind w:left="1455" w:hanging="360"/>
+      </w:pPr>
+      <w:rPr>
+        <w:rFonts w:ascii="Courier New" w:hAnsi="Courier New" w:cs="Courier New" w:hint="default"/>
+      </w:rPr>
+    </w:lvl>
+    <w:lvl w:ilvl="3" w:tplc="FFFFFFFF" w:tentative="1">
+      <w:start w:val="1"/>
+      <w:numFmt w:val="bullet"/>
+      <w:lvlText w:val=""/>
+      <w:lvlJc w:val="left"/>
+      <w:pPr>
+        <w:ind w:left="2175" w:hanging="360"/>
+      </w:pPr>
+      <w:rPr>
+        <w:rFonts w:ascii="Symbol" w:hAnsi="Symbol" w:hint="default"/>
+      </w:rPr>
+    </w:lvl>
+    <w:lvl w:ilvl="4" w:tplc="FFFFFFFF" w:tentative="1">
+      <w:start w:val="1"/>
+      <w:numFmt w:val="bullet"/>
+      <w:lvlText w:val="o"/>
+      <w:lvlJc w:val="left"/>
+      <w:pPr>
+        <w:ind w:left="2895" w:hanging="360"/>
+      </w:pPr>
+      <w:rPr>
+        <w:rFonts w:ascii="Courier New" w:hAnsi="Courier New" w:cs="Courier New" w:hint="default"/>
+      </w:rPr>
+    </w:lvl>
+    <w:lvl w:ilvl="5" w:tplc="FFFFFFFF" w:tentative="1">
+      <w:start w:val="1"/>
+      <w:numFmt w:val="bullet"/>
+      <w:lvlText w:val=""/>
+      <w:lvlJc w:val="left"/>
+      <w:pPr>
+        <w:ind w:left="3615" w:hanging="360"/>
+      </w:pPr>
+      <w:rPr>
+        <w:rFonts w:ascii="Wingdings" w:hAnsi="Wingdings" w:hint="default"/>
+      </w:rPr>
+    </w:lvl>
+    <w:lvl w:ilvl="6" w:tplc="FFFFFFFF" w:tentative="1">
+      <w:start w:val="1"/>
+      <w:numFmt w:val="bullet"/>
+      <w:lvlText w:val=""/>
+      <w:lvlJc w:val="left"/>
+      <w:pPr>
+        <w:ind w:left="4335" w:hanging="360"/>
+      </w:pPr>
+      <w:rPr>
+        <w:rFonts w:ascii="Symbol" w:hAnsi="Symbol" w:hint="default"/>
+      </w:rPr>
+    </w:lvl>
+    <w:lvl w:ilvl="7" w:tplc="FFFFFFFF" w:tentative="1">
+      <w:start w:val="1"/>
+      <w:numFmt w:val="bullet"/>
+      <w:lvlText w:val="o"/>
+      <w:lvlJc w:val="left"/>
+      <w:pPr>
+        <w:ind w:left="5055" w:hanging="360"/>
+      </w:pPr>
+      <w:rPr>
+        <w:rFonts w:ascii="Courier New" w:hAnsi="Courier New" w:cs="Courier New" w:hint="default"/>
+      </w:rPr>
+    </w:lvl>
+    <w:lvl w:ilvl="8" w:tplc="FFFFFFFF" w:tentative="1">
+      <w:start w:val="1"/>
+      <w:numFmt w:val="bullet"/>
+      <w:lvlText w:val=""/>
+      <w:lvlJc w:val="left"/>
+      <w:pPr>
+        <w:ind w:left="5775" w:hanging="360"/>
+      </w:pPr>
+      <w:rPr>
+        <w:rFonts w:ascii="Wingdings" w:hAnsi="Wingdings" w:hint="default"/>
+      </w:rPr>
+    </w:lvl>
+  </w:abstractNum>
+  <w:abstractNum w:abstractNumId="3" w15:restartNumberingAfterBreak="0">
     <w:nsid w:val="1E9033F1"/>
     <w:multiLevelType w:val="hybridMultilevel"/>
     <w:tmpl w:val="A7701C34"/>
@@ -1380,7 +1693,130 @@
       </w:rPr>
     </w:lvl>
   </w:abstractNum>
-  <w:abstractNum w:abstractNumId="3" w15:restartNumberingAfterBreak="0">
+  <w:abstractNum w:abstractNumId="4" w15:restartNumberingAfterBreak="0">
+    <w:nsid w:val="2AC04113"/>
+    <w:multiLevelType w:val="hybridMultilevel"/>
+    <w:tmpl w:val="4E80EC26"/>
+    <w:lvl w:ilvl="0" w:tplc="41A60DD2">
+      <w:start w:val="1"/>
+      <w:numFmt w:val="bullet"/>
+      <w:suff w:val="space"/>
+      <w:lvlText w:val="•"/>
+      <w:lvlJc w:val="left"/>
+      <w:pPr>
+        <w:ind w:left="284" w:hanging="171"/>
+      </w:pPr>
+      <w:rPr>
+        <w:rFonts w:ascii="Arial" w:eastAsia="Arial" w:hAnsi="Arial" w:hint="default"/>
+        <w:b w:val="0"/>
+        <w:i w:val="0"/>
+        <w:strike w:val="0"/>
+        <w:dstrike w:val="0"/>
+        <w:color w:val="000000"/>
+        <w:sz w:val="20"/>
+        <w:szCs w:val="20"/>
+        <w:u w:val="none" w:color="000000"/>
+        <w:vertAlign w:val="baseline"/>
+      </w:rPr>
+    </w:lvl>
+    <w:lvl w:ilvl="1" w:tplc="40090003" w:tentative="1">
+      <w:start w:val="1"/>
+      <w:numFmt w:val="bullet"/>
+      <w:lvlText w:val="o"/>
+      <w:lvlJc w:val="left"/>
+      <w:pPr>
+        <w:ind w:left="1440" w:hanging="360"/>
+      </w:pPr>
+      <w:rPr>
+        <w:rFonts w:ascii="Courier New" w:hAnsi="Courier New" w:cs="Courier New" w:hint="default"/>
+      </w:rPr>
+    </w:lvl>
+    <w:lvl w:ilvl="2" w:tplc="40090005" w:tentative="1">
+      <w:start w:val="1"/>
+      <w:numFmt w:val="bullet"/>
+      <w:lvlText w:val=""/>
+      <w:lvlJc w:val="left"/>
+      <w:pPr>
+        <w:ind w:left="2160" w:hanging="360"/>
+      </w:pPr>
+      <w:rPr>
+        <w:rFonts w:ascii="Wingdings" w:hAnsi="Wingdings" w:hint="default"/>
+      </w:rPr>
+    </w:lvl>
+    <w:lvl w:ilvl="3" w:tplc="40090001" w:tentative="1">
+      <w:start w:val="1"/>
+      <w:numFmt w:val="bullet"/>
+      <w:lvlText w:val=""/>
+      <w:lvlJc w:val="left"/>
+      <w:pPr>
+        <w:ind w:left="2880" w:hanging="360"/>
+      </w:pPr>
+      <w:rPr>
+        <w:rFonts w:ascii="Symbol" w:hAnsi="Symbol" w:hint="default"/>
+      </w:rPr>
+    </w:lvl>
+    <w:lvl w:ilvl="4" w:tplc="40090003" w:tentative="1">
+      <w:start w:val="1"/>
+      <w:numFmt w:val="bullet"/>
+      <w:lvlText w:val="o"/>
+      <w:lvlJc w:val="left"/>
+      <w:pPr>
+        <w:ind w:left="3600" w:hanging="360"/>
+      </w:pPr>
+      <w:rPr>
+        <w:rFonts w:ascii="Courier New" w:hAnsi="Courier New" w:cs="Courier New" w:hint="default"/>
+      </w:rPr>
+    </w:lvl>
+    <w:lvl w:ilvl="5" w:tplc="40090005" w:tentative="1">
+      <w:start w:val="1"/>
+      <w:numFmt w:val="bullet"/>
+      <w:lvlText w:val=""/>
+      <w:lvlJc w:val="left"/>
+      <w:pPr>
+        <w:ind w:left="4320" w:hanging="360"/>
+      </w:pPr>
+      <w:rPr>
+        <w:rFonts w:ascii="Wingdings" w:hAnsi="Wingdings" w:hint="default"/>
+      </w:rPr>
+    </w:lvl>
+    <w:lvl w:ilvl="6" w:tplc="40090001" w:tentative="1">
+      <w:start w:val="1"/>
+      <w:numFmt w:val="bullet"/>
+      <w:lvlText w:val=""/>
+      <w:lvlJc w:val="left"/>
+      <w:pPr>
+        <w:ind w:left="5040" w:hanging="360"/>
+      </w:pPr>
+      <w:rPr>
+        <w:rFonts w:ascii="Symbol" w:hAnsi="Symbol" w:hint="default"/>
+      </w:rPr>
+    </w:lvl>
+    <w:lvl w:ilvl="7" w:tplc="40090003" w:tentative="1">
+      <w:start w:val="1"/>
+      <w:numFmt w:val="bullet"/>
+      <w:lvlText w:val="o"/>
+      <w:lvlJc w:val="left"/>
+      <w:pPr>
+        <w:ind w:left="5760" w:hanging="360"/>
+      </w:pPr>
+      <w:rPr>
+        <w:rFonts w:ascii="Courier New" w:hAnsi="Courier New" w:cs="Courier New" w:hint="default"/>
+      </w:rPr>
+    </w:lvl>
+    <w:lvl w:ilvl="8" w:tplc="40090005" w:tentative="1">
+      <w:start w:val="1"/>
+      <w:numFmt w:val="bullet"/>
+      <w:lvlText w:val=""/>
+      <w:lvlJc w:val="left"/>
+      <w:pPr>
+        <w:ind w:left="6480" w:hanging="360"/>
+      </w:pPr>
+      <w:rPr>
+        <w:rFonts w:ascii="Wingdings" w:hAnsi="Wingdings" w:hint="default"/>
+      </w:rPr>
+    </w:lvl>
+  </w:abstractNum>
+  <w:abstractNum w:abstractNumId="5" w15:restartNumberingAfterBreak="0">
     <w:nsid w:val="32F53180"/>
     <w:multiLevelType w:val="hybridMultilevel"/>
     <w:tmpl w:val="338621B6"/>
@@ -1493,7 +1929,7 @@
       </w:rPr>
     </w:lvl>
   </w:abstractNum>
-  <w:abstractNum w:abstractNumId="4" w15:restartNumberingAfterBreak="0">
+  <w:abstractNum w:abstractNumId="6" w15:restartNumberingAfterBreak="0">
     <w:nsid w:val="39B92453"/>
     <w:multiLevelType w:val="hybridMultilevel"/>
     <w:tmpl w:val="8C6EFC3A"/>
@@ -1617,7 +2053,7 @@
       </w:rPr>
     </w:lvl>
   </w:abstractNum>
-  <w:abstractNum w:abstractNumId="5" w15:restartNumberingAfterBreak="0">
+  <w:abstractNum w:abstractNumId="7" w15:restartNumberingAfterBreak="0">
     <w:nsid w:val="41B7436C"/>
     <w:multiLevelType w:val="hybridMultilevel"/>
     <w:tmpl w:val="4192F386"/>
@@ -1741,7 +2177,7 @@
       </w:rPr>
     </w:lvl>
   </w:abstractNum>
-  <w:abstractNum w:abstractNumId="6" w15:restartNumberingAfterBreak="0">
+  <w:abstractNum w:abstractNumId="8" w15:restartNumberingAfterBreak="0">
     <w:nsid w:val="46FC63A4"/>
     <w:multiLevelType w:val="hybridMultilevel"/>
     <w:tmpl w:val="A47A5C06"/>
@@ -1865,7 +2301,7 @@
       </w:rPr>
     </w:lvl>
   </w:abstractNum>
-  <w:abstractNum w:abstractNumId="7" w15:restartNumberingAfterBreak="0">
+  <w:abstractNum w:abstractNumId="9" w15:restartNumberingAfterBreak="0">
     <w:nsid w:val="487035FB"/>
     <w:multiLevelType w:val="hybridMultilevel"/>
     <w:tmpl w:val="9D4CE706"/>
@@ -2077,7 +2513,7 @@
       </w:rPr>
     </w:lvl>
   </w:abstractNum>
-  <w:abstractNum w:abstractNumId="8" w15:restartNumberingAfterBreak="0">
+  <w:abstractNum w:abstractNumId="10" w15:restartNumberingAfterBreak="0">
     <w:nsid w:val="50E114BE"/>
     <w:multiLevelType w:val="hybridMultilevel"/>
     <w:tmpl w:val="EDD6CFD8"/>
@@ -2199,7 +2635,7 @@
       </w:rPr>
     </w:lvl>
   </w:abstractNum>
-  <w:abstractNum w:abstractNumId="9" w15:restartNumberingAfterBreak="0">
+  <w:abstractNum w:abstractNumId="11" w15:restartNumberingAfterBreak="0">
     <w:nsid w:val="61054FB5"/>
     <w:multiLevelType w:val="hybridMultilevel"/>
     <w:tmpl w:val="54E2FA84"/>
@@ -2411,7 +2847,7 @@
       </w:rPr>
     </w:lvl>
   </w:abstractNum>
-  <w:abstractNum w:abstractNumId="10" w15:restartNumberingAfterBreak="0">
+  <w:abstractNum w:abstractNumId="12" w15:restartNumberingAfterBreak="0">
     <w:nsid w:val="68AD0745"/>
     <w:multiLevelType w:val="hybridMultilevel"/>
     <w:tmpl w:val="A80E8E9A"/>
@@ -2542,7 +2978,7 @@
       </w:rPr>
     </w:lvl>
   </w:abstractNum>
-  <w:abstractNum w:abstractNumId="11" w15:restartNumberingAfterBreak="0">
+  <w:abstractNum w:abstractNumId="13" w15:restartNumberingAfterBreak="0">
     <w:nsid w:val="6E2718B6"/>
     <w:multiLevelType w:val="hybridMultilevel"/>
     <w:tmpl w:val="54AE1562"/>
@@ -2754,20 +3190,170 @@
       </w:rPr>
     </w:lvl>
   </w:abstractNum>
-  <w:abstractNum w:abstractNumId="12" w15:restartNumberingAfterBreak="0">
+  <w:abstractNum w:abstractNumId="14" w15:restartNumberingAfterBreak="0">
+    <w:nsid w:val="76F970E2"/>
+    <w:multiLevelType w:val="multilevel"/>
+    <w:tmpl w:val="D93EB8F4"/>
+    <w:lvl w:ilvl="0">
+      <w:start w:val="1"/>
+      <w:numFmt w:val="bullet"/>
+      <w:lvlText w:val=""/>
+      <w:lvlJc w:val="left"/>
+      <w:pPr>
+        <w:tabs>
+          <w:tab w:val="num" w:pos="720"/>
+        </w:tabs>
+        <w:ind w:left="720" w:hanging="360"/>
+      </w:pPr>
+      <w:rPr>
+        <w:rFonts w:ascii="Symbol" w:hAnsi="Symbol" w:hint="default"/>
+        <w:sz w:val="20"/>
+      </w:rPr>
+    </w:lvl>
+    <w:lvl w:ilvl="1" w:tentative="1">
+      <w:start w:val="1"/>
+      <w:numFmt w:val="bullet"/>
+      <w:lvlText w:val="o"/>
+      <w:lvlJc w:val="left"/>
+      <w:pPr>
+        <w:tabs>
+          <w:tab w:val="num" w:pos="1440"/>
+        </w:tabs>
+        <w:ind w:left="1440" w:hanging="360"/>
+      </w:pPr>
+      <w:rPr>
+        <w:rFonts w:ascii="Courier New" w:hAnsi="Courier New" w:hint="default"/>
+        <w:sz w:val="20"/>
+      </w:rPr>
+    </w:lvl>
+    <w:lvl w:ilvl="2" w:tentative="1">
+      <w:start w:val="1"/>
+      <w:numFmt w:val="bullet"/>
+      <w:lvlText w:val=""/>
+      <w:lvlJc w:val="left"/>
+      <w:pPr>
+        <w:tabs>
+          <w:tab w:val="num" w:pos="2160"/>
+        </w:tabs>
+        <w:ind w:left="2160" w:hanging="360"/>
+      </w:pPr>
+      <w:rPr>
+        <w:rFonts w:ascii="Wingdings" w:hAnsi="Wingdings" w:hint="default"/>
+        <w:sz w:val="20"/>
+      </w:rPr>
+    </w:lvl>
+    <w:lvl w:ilvl="3" w:tentative="1">
+      <w:start w:val="1"/>
+      <w:numFmt w:val="bullet"/>
+      <w:lvlText w:val=""/>
+      <w:lvlJc w:val="left"/>
+      <w:pPr>
+        <w:tabs>
+          <w:tab w:val="num" w:pos="2880"/>
+        </w:tabs>
+        <w:ind w:left="2880" w:hanging="360"/>
+      </w:pPr>
+      <w:rPr>
+        <w:rFonts w:ascii="Wingdings" w:hAnsi="Wingdings" w:hint="default"/>
+        <w:sz w:val="20"/>
+      </w:rPr>
+    </w:lvl>
+    <w:lvl w:ilvl="4" w:tentative="1">
+      <w:start w:val="1"/>
+      <w:numFmt w:val="bullet"/>
+      <w:lvlText w:val=""/>
+      <w:lvlJc w:val="left"/>
+      <w:pPr>
+        <w:tabs>
+          <w:tab w:val="num" w:pos="3600"/>
+        </w:tabs>
+        <w:ind w:left="3600" w:hanging="360"/>
+      </w:pPr>
+      <w:rPr>
+        <w:rFonts w:ascii="Wingdings" w:hAnsi="Wingdings" w:hint="default"/>
+        <w:sz w:val="20"/>
+      </w:rPr>
+    </w:lvl>
+    <w:lvl w:ilvl="5" w:tentative="1">
+      <w:start w:val="1"/>
+      <w:numFmt w:val="bullet"/>
+      <w:lvlText w:val=""/>
+      <w:lvlJc w:val="left"/>
+      <w:pPr>
+        <w:tabs>
+          <w:tab w:val="num" w:pos="4320"/>
+        </w:tabs>
+        <w:ind w:left="4320" w:hanging="360"/>
+      </w:pPr>
+      <w:rPr>
+        <w:rFonts w:ascii="Wingdings" w:hAnsi="Wingdings" w:hint="default"/>
+        <w:sz w:val="20"/>
+      </w:rPr>
+    </w:lvl>
+    <w:lvl w:ilvl="6" w:tentative="1">
+      <w:start w:val="1"/>
+      <w:numFmt w:val="bullet"/>
+      <w:lvlText w:val=""/>
+      <w:lvlJc w:val="left"/>
+      <w:pPr>
+        <w:tabs>
+          <w:tab w:val="num" w:pos="5040"/>
+        </w:tabs>
+        <w:ind w:left="5040" w:hanging="360"/>
+      </w:pPr>
+      <w:rPr>
+        <w:rFonts w:ascii="Wingdings" w:hAnsi="Wingdings" w:hint="default"/>
+        <w:sz w:val="20"/>
+      </w:rPr>
+    </w:lvl>
+    <w:lvl w:ilvl="7" w:tentative="1">
+      <w:start w:val="1"/>
+      <w:numFmt w:val="bullet"/>
+      <w:lvlText w:val=""/>
+      <w:lvlJc w:val="left"/>
+      <w:pPr>
+        <w:tabs>
+          <w:tab w:val="num" w:pos="5760"/>
+        </w:tabs>
+        <w:ind w:left="5760" w:hanging="360"/>
+      </w:pPr>
+      <w:rPr>
+        <w:rFonts w:ascii="Wingdings" w:hAnsi="Wingdings" w:hint="default"/>
+        <w:sz w:val="20"/>
+      </w:rPr>
+    </w:lvl>
+    <w:lvl w:ilvl="8" w:tentative="1">
+      <w:start w:val="1"/>
+      <w:numFmt w:val="bullet"/>
+      <w:lvlText w:val=""/>
+      <w:lvlJc w:val="left"/>
+      <w:pPr>
+        <w:tabs>
+          <w:tab w:val="num" w:pos="6480"/>
+        </w:tabs>
+        <w:ind w:left="6480" w:hanging="360"/>
+      </w:pPr>
+      <w:rPr>
+        <w:rFonts w:ascii="Wingdings" w:hAnsi="Wingdings" w:hint="default"/>
+        <w:sz w:val="20"/>
+      </w:rPr>
+    </w:lvl>
+  </w:abstractNum>
+  <w:abstractNum w:abstractNumId="15" w15:restartNumberingAfterBreak="0">
     <w:nsid w:val="776E147D"/>
     <w:multiLevelType w:val="hybridMultilevel"/>
-    <w:tmpl w:val="8054A2FE"/>
-    <w:lvl w:ilvl="0" w:tplc="045A6ED8">
-      <w:start w:val="1"/>
-      <w:numFmt w:val="bullet"/>
+    <w:tmpl w:val="7D44FD20"/>
+    <w:lvl w:ilvl="0" w:tplc="12F2143A">
+      <w:start w:val="1"/>
+      <w:numFmt w:val="bullet"/>
+      <w:suff w:val="space"/>
       <w:lvlText w:val="•"/>
       <w:lvlJc w:val="left"/>
       <w:pPr>
-        <w:ind w:left="768" w:hanging="360"/>
-      </w:pPr>
-      <w:rPr>
-        <w:rFonts w:ascii="Arial" w:eastAsia="Arial" w:hAnsi="Arial" w:cs="Arial" w:hint="default"/>
+        <w:ind w:left="113" w:firstLine="57"/>
+      </w:pPr>
+      <w:rPr>
+        <w:rFonts w:ascii="Arial" w:eastAsia="Arial" w:hAnsi="Arial" w:hint="default"/>
         <w:b w:val="0"/>
         <w:i w:val="0"/>
         <w:strike w:val="0"/>
@@ -2878,7 +3464,7 @@
       </w:rPr>
     </w:lvl>
   </w:abstractNum>
-  <w:abstractNum w:abstractNumId="13" w15:restartNumberingAfterBreak="0">
+  <w:abstractNum w:abstractNumId="16" w15:restartNumberingAfterBreak="0">
     <w:nsid w:val="78F82046"/>
     <w:multiLevelType w:val="hybridMultilevel"/>
     <w:tmpl w:val="952647C6"/>
@@ -3090,20 +3676,21 @@
       </w:rPr>
     </w:lvl>
   </w:abstractNum>
-  <w:abstractNum w:abstractNumId="14" w15:restartNumberingAfterBreak="0">
+  <w:abstractNum w:abstractNumId="17" w15:restartNumberingAfterBreak="0">
     <w:nsid w:val="7AC94783"/>
     <w:multiLevelType w:val="hybridMultilevel"/>
-    <w:tmpl w:val="7A8CBD06"/>
-    <w:lvl w:ilvl="0" w:tplc="547EEC2A">
-      <w:start w:val="1"/>
-      <w:numFmt w:val="bullet"/>
+    <w:tmpl w:val="C7360994"/>
+    <w:lvl w:ilvl="0" w:tplc="41A60DD2">
+      <w:start w:val="1"/>
+      <w:numFmt w:val="bullet"/>
+      <w:suff w:val="space"/>
       <w:lvlText w:val="•"/>
       <w:lvlJc w:val="left"/>
       <w:pPr>
-        <w:ind w:left="705"/>
-      </w:pPr>
-      <w:rPr>
-        <w:rFonts w:ascii="Arial" w:eastAsia="Arial" w:hAnsi="Arial" w:cs="Arial"/>
+        <w:ind w:left="284" w:hanging="171"/>
+      </w:pPr>
+      <w:rPr>
+        <w:rFonts w:ascii="Arial" w:eastAsia="Arial" w:hAnsi="Arial" w:hint="default"/>
         <w:b w:val="0"/>
         <w:i w:val="0"/>
         <w:strike w:val="0"/>
@@ -3303,49 +3890,58 @@
     </w:lvl>
   </w:abstractNum>
   <w:num w:numId="1" w16cid:durableId="986664444">
+    <w:abstractNumId w:val="16"/>
+  </w:num>
+  <w:num w:numId="2" w16cid:durableId="1845124354">
+    <w:abstractNumId w:val="11"/>
+  </w:num>
+  <w:num w:numId="3" w16cid:durableId="454522648">
+    <w:abstractNumId w:val="17"/>
+  </w:num>
+  <w:num w:numId="4" w16cid:durableId="1336877840">
     <w:abstractNumId w:val="13"/>
   </w:num>
-  <w:num w:numId="2" w16cid:durableId="1845124354">
+  <w:num w:numId="5" w16cid:durableId="1850631937">
     <w:abstractNumId w:val="9"/>
   </w:num>
-  <w:num w:numId="3" w16cid:durableId="454522648">
-    <w:abstractNumId w:val="14"/>
-  </w:num>
-  <w:num w:numId="4" w16cid:durableId="1336877840">
-    <w:abstractNumId w:val="11"/>
-  </w:num>
-  <w:num w:numId="5" w16cid:durableId="1850631937">
-    <w:abstractNumId w:val="7"/>
-  </w:num>
   <w:num w:numId="6" w16cid:durableId="1788230080">
-    <w:abstractNumId w:val="4"/>
+    <w:abstractNumId w:val="6"/>
   </w:num>
   <w:num w:numId="7" w16cid:durableId="1176114662">
-    <w:abstractNumId w:val="3"/>
+    <w:abstractNumId w:val="5"/>
   </w:num>
   <w:num w:numId="8" w16cid:durableId="550969609">
     <w:abstractNumId w:val="0"/>
   </w:num>
   <w:num w:numId="9" w16cid:durableId="1134713977">
-    <w:abstractNumId w:val="6"/>
+    <w:abstractNumId w:val="8"/>
   </w:num>
   <w:num w:numId="10" w16cid:durableId="918949624">
     <w:abstractNumId w:val="1"/>
   </w:num>
   <w:num w:numId="11" w16cid:durableId="219168259">
-    <w:abstractNumId w:val="5"/>
+    <w:abstractNumId w:val="7"/>
   </w:num>
   <w:num w:numId="12" w16cid:durableId="490756150">
-    <w:abstractNumId w:val="8"/>
+    <w:abstractNumId w:val="10"/>
   </w:num>
   <w:num w:numId="13" w16cid:durableId="324013389">
-    <w:abstractNumId w:val="10"/>
+    <w:abstractNumId w:val="12"/>
   </w:num>
   <w:num w:numId="14" w16cid:durableId="530924942">
-    <w:abstractNumId w:val="2"/>
+    <w:abstractNumId w:val="3"/>
   </w:num>
   <w:num w:numId="15" w16cid:durableId="994454847">
-    <w:abstractNumId w:val="12"/>
+    <w:abstractNumId w:val="15"/>
+  </w:num>
+  <w:num w:numId="16" w16cid:durableId="1267300490">
+    <w:abstractNumId w:val="4"/>
+  </w:num>
+  <w:num w:numId="17" w16cid:durableId="2127969423">
+    <w:abstractNumId w:val="14"/>
+  </w:num>
+  <w:num w:numId="18" w16cid:durableId="223611935">
+    <w:abstractNumId w:val="2"/>
   </w:num>
 </w:numbering>
 </file>
@@ -3783,7 +4379,6 @@
   <w:style w:type="character" w:default="1" w:styleId="DefaultParagraphFont">
     <w:name w:val="Default Paragraph Font"/>
     <w:uiPriority w:val="1"/>
-    <w:semiHidden/>
     <w:unhideWhenUsed/>
   </w:style>
   <w:style w:type="table" w:default="1" w:styleId="TableNormal">

--- a/Bharat_Resume.docx
+++ b/Bharat_Resume.docx
@@ -267,7 +267,21 @@
         <w:rPr>
           <w:b/>
         </w:rPr>
-        <w:t>Grade XII, Vidyatree Modern World School</w:t>
+        <w:t xml:space="preserve">Grade XII, </w:t>
+      </w:r>
+      <w:proofErr w:type="spellStart"/>
+      <w:r>
+        <w:rPr>
+          <w:b/>
+        </w:rPr>
+        <w:t>Vidyatree</w:t>
+      </w:r>
+      <w:proofErr w:type="spellEnd"/>
+      <w:r>
+        <w:rPr>
+          <w:b/>
+        </w:rPr>
+        <w:t xml:space="preserve"> Modern World School</w:t>
       </w:r>
       <w:r>
         <w:rPr>
@@ -359,7 +373,21 @@
         <w:rPr>
           <w:bCs/>
         </w:rPr>
-        <w:t>TensorFlow, Scikit-learn, FastAPI, Pandas, NumPy, OpenAI Gym</w:t>
+        <w:t xml:space="preserve">TensorFlow, Scikit-learn, </w:t>
+      </w:r>
+      <w:proofErr w:type="spellStart"/>
+      <w:r>
+        <w:rPr>
+          <w:bCs/>
+        </w:rPr>
+        <w:t>FastAPI</w:t>
+      </w:r>
+      <w:proofErr w:type="spellEnd"/>
+      <w:r>
+        <w:rPr>
+          <w:bCs/>
+        </w:rPr>
+        <w:t>, Pandas, NumPy, OpenAI Gym</w:t>
       </w:r>
     </w:p>
     <w:p>
@@ -434,6 +462,7 @@
         </w:rPr>
       </w:pPr>
       <w:hyperlink r:id="rId9" w:history="1">
+        <w:proofErr w:type="spellStart"/>
         <w:r>
           <w:rPr>
             <w:rStyle w:val="Hyperlink"/>
@@ -442,7 +471,18 @@
             <w:szCs w:val="28"/>
             <w:u w:val="none"/>
           </w:rPr>
-          <w:t>DepoIndex: AI-Powered Legal Document Indexing</w:t>
+          <w:t>DepoIndex</w:t>
+        </w:r>
+        <w:proofErr w:type="spellEnd"/>
+        <w:r>
+          <w:rPr>
+            <w:rStyle w:val="Hyperlink"/>
+            <w:bCs/>
+            <w:sz w:val="24"/>
+            <w:szCs w:val="28"/>
+            <w:u w:val="none"/>
+          </w:rPr>
+          <w:t>: AI-Powered Legal Document Indexing</w:t>
         </w:r>
       </w:hyperlink>
       <w:r>
@@ -558,153 +598,6 @@
         </w:rPr>
       </w:pPr>
       <w:hyperlink r:id="rId10" w:history="1">
-        <w:r>
-          <w:rPr>
-            <w:rStyle w:val="Hyperlink"/>
-            <w:sz w:val="24"/>
-            <w:szCs w:val="32"/>
-            <w:u w:val="none"/>
-          </w:rPr>
-          <w:t>Attentia.ai- Adaptive Attentio</w:t>
-        </w:r>
-        <w:r>
-          <w:rPr>
-            <w:rStyle w:val="Hyperlink"/>
-            <w:sz w:val="24"/>
-            <w:szCs w:val="32"/>
-            <w:u w:val="none"/>
-          </w:rPr>
-          <w:t>n</w:t>
-        </w:r>
-        <w:r>
-          <w:rPr>
-            <w:rStyle w:val="Hyperlink"/>
-            <w:sz w:val="24"/>
-            <w:szCs w:val="32"/>
-            <w:u w:val="none"/>
-          </w:rPr>
-          <w:t xml:space="preserve"> Aware learning system</w:t>
-        </w:r>
-      </w:hyperlink>
-      <w:r>
-        <w:rPr>
-          <w:sz w:val="24"/>
-          <w:szCs w:val="32"/>
-        </w:rPr>
-        <w:t xml:space="preserve"> | </w:t>
-      </w:r>
-      <w:r>
-        <w:rPr>
-          <w:sz w:val="22"/>
-          <w:szCs w:val="28"/>
-        </w:rPr>
-        <w:t>Python, FastAPI, OpenCV, MediaPipe, Reinforcement Learning</w:t>
-      </w:r>
-    </w:p>
-    <w:p>
-      <w:pPr>
-        <w:pStyle w:val="ListParagraph"/>
-        <w:numPr>
-          <w:ilvl w:val="0"/>
-          <w:numId w:val="16"/>
-        </w:numPr>
-        <w:jc w:val="both"/>
-      </w:pPr>
-      <w:r>
-        <w:t>Designed a stochastic user-behavior simulation and decision system using tabular Q-learning to adapt intervention strategies based on attention and emotional state.</w:t>
-      </w:r>
-    </w:p>
-    <w:p>
-      <w:pPr>
-        <w:pStyle w:val="ListParagraph"/>
-        <w:numPr>
-          <w:ilvl w:val="0"/>
-          <w:numId w:val="16"/>
-        </w:numPr>
-        <w:jc w:val="both"/>
-      </w:pPr>
-      <w:r>
-        <w:t>Implemented multi-modal attention detection using OpenCV and MediaPipe, combining facial landmarks, head pose, and audio signals.</w:t>
-      </w:r>
-    </w:p>
-    <w:p>
-      <w:pPr>
-        <w:pStyle w:val="ListParagraph"/>
-        <w:numPr>
-          <w:ilvl w:val="0"/>
-          <w:numId w:val="16"/>
-        </w:numPr>
-        <w:jc w:val="both"/>
-      </w:pPr>
-      <w:r>
-        <w:t>Engineered a personalized baseline calibration mechanism to detect relative deviations in user engagement during live sessions.</w:t>
-      </w:r>
-    </w:p>
-    <w:p>
-      <w:pPr>
-        <w:pStyle w:val="ListParagraph"/>
-        <w:numPr>
-          <w:ilvl w:val="0"/>
-          <w:numId w:val="16"/>
-        </w:numPr>
-        <w:jc w:val="both"/>
-      </w:pPr>
-      <w:r>
-        <w:t>Defined backend data flow and API interaction patterns to support low-latency processing of real-time attention signals.</w:t>
-      </w:r>
-    </w:p>
-    <w:p>
-      <w:pPr>
-        <w:pStyle w:val="ListParagraph"/>
-        <w:numPr>
-          <w:ilvl w:val="0"/>
-          <w:numId w:val="16"/>
-        </w:numPr>
-        <w:jc w:val="both"/>
-      </w:pPr>
-      <w:r>
-        <w:t>Built FastAPI endpoints to integrate real-time inputs with the decision engine and trigger adaptive interventions.</w:t>
-      </w:r>
-    </w:p>
-    <w:p>
-      <w:pPr>
-        <w:numPr>
-          <w:ilvl w:val="0"/>
-          <w:numId w:val="16"/>
-        </w:numPr>
-        <w:spacing w:before="100" w:beforeAutospacing="1" w:line="240" w:lineRule="auto"/>
-        <w:jc w:val="both"/>
-        <w:rPr>
-          <w:color w:val="auto"/>
-          <w:kern w:val="0"/>
-          <w:sz w:val="22"/>
-          <w:szCs w:val="22"/>
-          <w14:ligatures w14:val="none"/>
-        </w:rPr>
-      </w:pPr>
-      <w:r>
-        <w:rPr>
-          <w:color w:val="auto"/>
-          <w:kern w:val="0"/>
-          <w:sz w:val="22"/>
-          <w:szCs w:val="22"/>
-          <w14:ligatures w14:val="none"/>
-        </w:rPr>
-        <w:t xml:space="preserve">Collaborated on integrating continuous audio input streams via WebSocket-based communication for real-time noise analysis. </w:t>
-      </w:r>
-    </w:p>
-    <w:p>
-      <w:pPr>
-        <w:ind w:left="0" w:firstLine="0"/>
-        <w:jc w:val="both"/>
-        <w:rPr>
-          <w:b/>
-          <w:bCs/>
-          <w:sz w:val="24"/>
-          <w:szCs w:val="32"/>
-        </w:rPr>
-      </w:pPr>
-      <w:hyperlink r:id="rId11" w:history="1">
         <w:r>
           <w:rPr>
             <w:rStyle w:val="Hyperlink"/>
@@ -714,7 +607,7 @@
             <w:szCs w:val="32"/>
             <w:u w:val="none"/>
           </w:rPr>
-          <w:t>MovieMix: Latent Semantic Movie Search Engine (MovieLens 25M)</w:t>
+          <w:t>Attentia.ai- Adaptive Attention Aware learning system</w:t>
         </w:r>
       </w:hyperlink>
       <w:r>
@@ -729,7 +622,247 @@
           <w:sz w:val="22"/>
           <w:szCs w:val="28"/>
         </w:rPr>
-        <w:t>Python, FastAPI, Docker, NumPy, Embeddings, Recommendation Systems</w:t>
+        <w:t xml:space="preserve">Python, </w:t>
+      </w:r>
+      <w:proofErr w:type="spellStart"/>
+      <w:r>
+        <w:rPr>
+          <w:sz w:val="22"/>
+          <w:szCs w:val="28"/>
+        </w:rPr>
+        <w:t>FastAPI</w:t>
+      </w:r>
+      <w:proofErr w:type="spellEnd"/>
+      <w:r>
+        <w:rPr>
+          <w:sz w:val="22"/>
+          <w:szCs w:val="28"/>
+        </w:rPr>
+        <w:t xml:space="preserve">, OpenCV, </w:t>
+      </w:r>
+      <w:proofErr w:type="spellStart"/>
+      <w:r>
+        <w:rPr>
+          <w:sz w:val="22"/>
+          <w:szCs w:val="28"/>
+        </w:rPr>
+        <w:t>MediaPipe</w:t>
+      </w:r>
+      <w:proofErr w:type="spellEnd"/>
+      <w:r>
+        <w:rPr>
+          <w:sz w:val="22"/>
+          <w:szCs w:val="28"/>
+        </w:rPr>
+        <w:t>, Reinforcement Learning</w:t>
+      </w:r>
+    </w:p>
+    <w:p>
+      <w:pPr>
+        <w:pStyle w:val="ListParagraph"/>
+        <w:numPr>
+          <w:ilvl w:val="0"/>
+          <w:numId w:val="16"/>
+        </w:numPr>
+        <w:jc w:val="both"/>
+      </w:pPr>
+      <w:r>
+        <w:t>Designed a stochastic user-</w:t>
+      </w:r>
+      <w:proofErr w:type="spellStart"/>
+      <w:r>
+        <w:t>behavior</w:t>
+      </w:r>
+      <w:proofErr w:type="spellEnd"/>
+      <w:r>
+        <w:t xml:space="preserve"> simulation and decision system using tabular Q-learning to adapt intervention strategies based on attention and emotional state.</w:t>
+      </w:r>
+    </w:p>
+    <w:p>
+      <w:pPr>
+        <w:pStyle w:val="ListParagraph"/>
+        <w:numPr>
+          <w:ilvl w:val="0"/>
+          <w:numId w:val="16"/>
+        </w:numPr>
+        <w:jc w:val="both"/>
+      </w:pPr>
+      <w:r>
+        <w:t xml:space="preserve">Implemented multi-modal attention detection using OpenCV and </w:t>
+      </w:r>
+      <w:proofErr w:type="spellStart"/>
+      <w:r>
+        <w:t>MediaPipe</w:t>
+      </w:r>
+      <w:proofErr w:type="spellEnd"/>
+      <w:r>
+        <w:t>, combining facial landmarks, head pose, and audio signals.</w:t>
+      </w:r>
+    </w:p>
+    <w:p>
+      <w:pPr>
+        <w:pStyle w:val="ListParagraph"/>
+        <w:numPr>
+          <w:ilvl w:val="0"/>
+          <w:numId w:val="16"/>
+        </w:numPr>
+        <w:jc w:val="both"/>
+      </w:pPr>
+      <w:r>
+        <w:t>Engineered a personalized baseline calibration mechanism to detect relative deviations in user engagement during live sessions.</w:t>
+      </w:r>
+    </w:p>
+    <w:p>
+      <w:pPr>
+        <w:pStyle w:val="ListParagraph"/>
+        <w:numPr>
+          <w:ilvl w:val="0"/>
+          <w:numId w:val="16"/>
+        </w:numPr>
+        <w:jc w:val="both"/>
+      </w:pPr>
+      <w:r>
+        <w:t>Defined backend data flow and API interaction patterns to support low-latency processing of real-time attention signals.</w:t>
+      </w:r>
+    </w:p>
+    <w:p>
+      <w:pPr>
+        <w:pStyle w:val="ListParagraph"/>
+        <w:numPr>
+          <w:ilvl w:val="0"/>
+          <w:numId w:val="16"/>
+        </w:numPr>
+        <w:jc w:val="both"/>
+      </w:pPr>
+      <w:r>
+        <w:t xml:space="preserve">Built </w:t>
+      </w:r>
+      <w:proofErr w:type="spellStart"/>
+      <w:r>
+        <w:t>FastAPI</w:t>
+      </w:r>
+      <w:proofErr w:type="spellEnd"/>
+      <w:r>
+        <w:t xml:space="preserve"> endpoints to integrate real-time inputs with the decision engine and trigger adaptive interventions.</w:t>
+      </w:r>
+    </w:p>
+    <w:p>
+      <w:pPr>
+        <w:numPr>
+          <w:ilvl w:val="0"/>
+          <w:numId w:val="16"/>
+        </w:numPr>
+        <w:spacing w:before="100" w:beforeAutospacing="1" w:line="240" w:lineRule="auto"/>
+        <w:jc w:val="both"/>
+        <w:rPr>
+          <w:color w:val="auto"/>
+          <w:kern w:val="0"/>
+          <w:sz w:val="22"/>
+          <w:szCs w:val="22"/>
+          <w14:ligatures w14:val="none"/>
+        </w:rPr>
+      </w:pPr>
+      <w:r>
+        <w:rPr>
+          <w:color w:val="auto"/>
+          <w:kern w:val="0"/>
+          <w:sz w:val="22"/>
+          <w:szCs w:val="22"/>
+          <w14:ligatures w14:val="none"/>
+        </w:rPr>
+        <w:t xml:space="preserve">Collaborated on integrating continuous audio input streams via WebSocket-based communication for real-time noise analysis. </w:t>
+      </w:r>
+    </w:p>
+    <w:p>
+      <w:pPr>
+        <w:ind w:left="0" w:firstLine="0"/>
+        <w:jc w:val="both"/>
+        <w:rPr>
+          <w:b/>
+          <w:bCs/>
+          <w:sz w:val="24"/>
+          <w:szCs w:val="32"/>
+        </w:rPr>
+      </w:pPr>
+      <w:hyperlink r:id="rId11" w:history="1">
+        <w:proofErr w:type="spellStart"/>
+        <w:r>
+          <w:rPr>
+            <w:rStyle w:val="Hyperlink"/>
+            <w:b/>
+            <w:bCs/>
+            <w:sz w:val="24"/>
+            <w:szCs w:val="32"/>
+            <w:u w:val="none"/>
+          </w:rPr>
+          <w:t>MovieMix</w:t>
+        </w:r>
+        <w:proofErr w:type="spellEnd"/>
+        <w:r>
+          <w:rPr>
+            <w:rStyle w:val="Hyperlink"/>
+            <w:b/>
+            <w:bCs/>
+            <w:sz w:val="24"/>
+            <w:szCs w:val="32"/>
+            <w:u w:val="none"/>
+          </w:rPr>
+          <w:t>: Latent Semantic Movie Search Engine (</w:t>
+        </w:r>
+        <w:proofErr w:type="spellStart"/>
+        <w:r>
+          <w:rPr>
+            <w:rStyle w:val="Hyperlink"/>
+            <w:b/>
+            <w:bCs/>
+            <w:sz w:val="24"/>
+            <w:szCs w:val="32"/>
+            <w:u w:val="none"/>
+          </w:rPr>
+          <w:t>MovieLens</w:t>
+        </w:r>
+        <w:proofErr w:type="spellEnd"/>
+        <w:r>
+          <w:rPr>
+            <w:rStyle w:val="Hyperlink"/>
+            <w:b/>
+            <w:bCs/>
+            <w:sz w:val="24"/>
+            <w:szCs w:val="32"/>
+            <w:u w:val="none"/>
+          </w:rPr>
+          <w:t xml:space="preserve"> 25M)</w:t>
+        </w:r>
+      </w:hyperlink>
+      <w:r>
+        <w:rPr>
+          <w:sz w:val="24"/>
+          <w:szCs w:val="32"/>
+        </w:rPr>
+        <w:t xml:space="preserve"> | </w:t>
+      </w:r>
+      <w:r>
+        <w:rPr>
+          <w:sz w:val="22"/>
+          <w:szCs w:val="28"/>
+        </w:rPr>
+        <w:t xml:space="preserve">Python, </w:t>
+      </w:r>
+      <w:proofErr w:type="spellStart"/>
+      <w:r>
+        <w:rPr>
+          <w:sz w:val="22"/>
+          <w:szCs w:val="28"/>
+        </w:rPr>
+        <w:t>FastAPI</w:t>
+      </w:r>
+      <w:proofErr w:type="spellEnd"/>
+      <w:r>
+        <w:rPr>
+          <w:sz w:val="22"/>
+          <w:szCs w:val="28"/>
+        </w:rPr>
+        <w:t>, Docker, NumPy, Embeddings, Recommendation Systems</w:t>
       </w:r>
     </w:p>
     <w:p>
@@ -904,12 +1037,21 @@
       <w:r>
         <w:t xml:space="preserve"> using </w:t>
       </w:r>
+      <w:proofErr w:type="spellStart"/>
       <w:r>
         <w:rPr>
           <w:b/>
           <w:bCs/>
         </w:rPr>
-        <w:t>FastAPI + Docker</w:t>
+        <w:t>FastAPI</w:t>
+      </w:r>
+      <w:proofErr w:type="spellEnd"/>
+      <w:r>
+        <w:rPr>
+          <w:b/>
+          <w:bCs/>
+        </w:rPr>
+        <w:t xml:space="preserve"> + Docker</w:t>
       </w:r>
       <w:r>
         <w:t>, enabling production-grade semantic movie retrieval.</w:t>
@@ -1048,7 +1190,23 @@
           <w:b/>
           <w:bCs/>
         </w:rPr>
-        <w:t>Global Rank 8261, TCS CodeVita (2024):</w:t>
+        <w:t xml:space="preserve">Global Rank 8261, TCS </w:t>
+      </w:r>
+      <w:proofErr w:type="spellStart"/>
+      <w:r>
+        <w:rPr>
+          <w:b/>
+          <w:bCs/>
+        </w:rPr>
+        <w:t>CodeVita</w:t>
+      </w:r>
+      <w:proofErr w:type="spellEnd"/>
+      <w:r>
+        <w:rPr>
+          <w:b/>
+          <w:bCs/>
+        </w:rPr>
+        <w:t xml:space="preserve"> (2024):</w:t>
       </w:r>
       <w:r>
         <w:t xml:space="preserve"> Advanced to the penultimate round </w:t>
@@ -1172,6 +1330,7 @@
           <w:b/>
           <w:bCs/>
         </w:rPr>
+        <w:lastRenderedPageBreak/>
         <w:t xml:space="preserve">Volunteer, Pahal Foundation: </w:t>
       </w:r>
       <w:r>
@@ -4379,6 +4538,7 @@
   <w:style w:type="character" w:default="1" w:styleId="DefaultParagraphFont">
     <w:name w:val="Default Paragraph Font"/>
     <w:uiPriority w:val="1"/>
+    <w:semiHidden/>
     <w:unhideWhenUsed/>
   </w:style>
   <w:style w:type="table" w:default="1" w:styleId="TableNormal">

--- a/Bharat_Resume.docx
+++ b/Bharat_Resume.docx
@@ -1,6 +1,6 @@
 
 <file path=word/document.xml><?xml version="1.0" encoding="utf-8"?>
-<w:document xmlns:wpc="http://schemas.microsoft.com/office/word/2010/wordprocessingCanvas" xmlns:cx="http://schemas.microsoft.com/office/drawing/2014/chartex" xmlns:cx1="http://schemas.microsoft.com/office/drawing/2015/9/8/chartex" xmlns:cx2="http://schemas.microsoft.com/office/drawing/2015/10/21/chartex" xmlns:cx3="http://schemas.microsoft.com/office/drawing/2016/5/9/chartex" xmlns:cx4="http://schemas.microsoft.com/office/drawing/2016/5/10/chartex" xmlns:cx5="http://schemas.microsoft.com/office/drawing/2016/5/11/chartex" xmlns:cx6="http://schemas.microsoft.com/office/drawing/2016/5/12/chartex" xmlns:cx7="http://schemas.microsoft.com/office/drawing/2016/5/13/chartex" xmlns:cx8="http://schemas.microsoft.com/office/drawing/2016/5/14/chartex" xmlns:mc="http://schemas.openxmlformats.org/markup-compatibility/2006" xmlns:aink="http://schemas.microsoft.com/office/drawing/2016/ink" xmlns:am3d="http://schemas.microsoft.com/office/drawing/2017/model3d" xmlns:o="urn:schemas-microsoft-com:office:office" xmlns:oel="http://schemas.microsoft.com/office/2019/extlst" xmlns:r="http://schemas.openxmlformats.org/officeDocument/2006/relationships" xmlns:m="http://schemas.openxmlformats.org/officeDocument/2006/math" xmlns:v="urn:schemas-microsoft-com:vml" xmlns:wp14="http://schemas.microsoft.com/office/word/2010/wordprocessingDrawing" xmlns:wp="http://schemas.openxmlformats.org/drawingml/2006/wordprocessingDrawing" xmlns:w10="urn:schemas-microsoft-com:office:word" xmlns:w="http://schemas.openxmlformats.org/wordprocessingml/2006/main" xmlns:w14="http://schemas.microsoft.com/office/word/2010/wordml" xmlns:w15="http://schemas.microsoft.com/office/word/2012/wordml" xmlns:w16cex="http://schemas.microsoft.com/office/word/2018/wordml/cex" xmlns:w16cid="http://schemas.microsoft.com/office/word/2016/wordml/cid" xmlns:w16="http://schemas.microsoft.com/office/word/2018/wordml" xmlns:w16du="http://schemas.microsoft.com/office/word/2023/wordml/word16du" xmlns:w16sdtdh="http://schemas.microsoft.com/office/word/2020/wordml/sdtdatahash" xmlns:w16sdtfl="http://schemas.microsoft.com/office/word/2024/wordml/sdtformatlock" xmlns:w16se="http://schemas.microsoft.com/office/word/2015/wordml/symex" xmlns:wpg="http://schemas.microsoft.com/office/word/2010/wordprocessingGroup" xmlns:wpi="http://schemas.microsoft.com/office/word/2010/wordprocessingInk" xmlns:wne="http://schemas.microsoft.com/office/word/2006/wordml" xmlns:wps="http://schemas.microsoft.com/office/word/2010/wordprocessingShape" mc:Ignorable="w14 w15 w16se w16cid w16 w16cex w16sdtdh w16sdtfl w16du wp14">
+<w:document xmlns:wpc="http://schemas.microsoft.com/office/word/2010/wordprocessingCanvas" xmlns:cx="http://schemas.microsoft.com/office/drawing/2014/chartex" xmlns:cx1="http://schemas.microsoft.com/office/drawing/2015/9/8/chartex" xmlns:cx2="http://schemas.microsoft.com/office/drawing/2015/10/21/chartex" xmlns:cx3="http://schemas.microsoft.com/office/drawing/2016/5/9/chartex" xmlns:cx4="http://schemas.microsoft.com/office/drawing/2016/5/10/chartex" xmlns:cx5="http://schemas.microsoft.com/office/drawing/2016/5/11/chartex" xmlns:cx6="http://schemas.microsoft.com/office/drawing/2016/5/12/chartex" xmlns:cx7="http://schemas.microsoft.com/office/drawing/2016/5/13/chartex" xmlns:cx8="http://schemas.microsoft.com/office/drawing/2016/5/14/chartex" xmlns:mc="http://schemas.openxmlformats.org/markup-compatibility/2006" xmlns:aink="http://schemas.microsoft.com/office/drawing/2016/ink" xmlns:am3d="http://schemas.microsoft.com/office/drawing/2017/model3d" xmlns:o="urn:schemas-microsoft-com:office:office" xmlns:oel="http://schemas.microsoft.com/office/2019/extlst" xmlns:r="http://schemas.openxmlformats.org/officeDocument/2006/relationships" xmlns:m="http://schemas.openxmlformats.org/officeDocument/2006/math" xmlns:v="urn:schemas-microsoft-com:vml" xmlns:wp14="http://schemas.microsoft.com/office/word/2010/wordprocessingDrawing" xmlns:wp="http://schemas.openxmlformats.org/drawingml/2006/wordprocessingDrawing" xmlns:w10="urn:schemas-microsoft-com:office:word" xmlns:w="http://schemas.openxmlformats.org/wordprocessingml/2006/main" xmlns:w14="http://schemas.microsoft.com/office/word/2010/wordml" xmlns:w15="http://schemas.microsoft.com/office/word/2012/wordml" xmlns:w16cei="http://schemas.microsoft.com/office/word/2026/wordml/cei" xmlns:w16cex="http://schemas.microsoft.com/office/word/2018/wordml/cex" xmlns:w16cid="http://schemas.microsoft.com/office/word/2016/wordml/cid" xmlns:w16="http://schemas.microsoft.com/office/word/2018/wordml" xmlns:w16du="http://schemas.microsoft.com/office/word/2023/wordml/word16du" xmlns:w16sdtdh="http://schemas.microsoft.com/office/word/2020/wordml/sdtdatahash" xmlns:w16sdtfl="http://schemas.microsoft.com/office/word/2024/wordml/sdtformatlock" xmlns:w16se="http://schemas.microsoft.com/office/word/2015/wordml/symex" xmlns:wpg="http://schemas.microsoft.com/office/word/2010/wordprocessingGroup" xmlns:wpi="http://schemas.microsoft.com/office/word/2010/wordprocessingInk" xmlns:wne="http://schemas.microsoft.com/office/word/2006/wordml" xmlns:wps="http://schemas.microsoft.com/office/word/2010/wordprocessingShape" mc:Ignorable="w14 w15 w16se w16cid w16 w16cex w16sdtdh w16sdtfl w16du wp14">
   <w:body>
     <w:p>
       <w:pPr>
@@ -227,14 +227,7 @@
           <w:b/>
           <w:bCs/>
         </w:rPr>
-        <w:t>0</w:t>
-      </w:r>
-      <w:r>
-        <w:rPr>
-          <w:b/>
-          <w:bCs/>
-        </w:rPr>
-        <w:t>5</w:t>
+        <w:t>11</w:t>
       </w:r>
       <w:r>
         <w:rPr>
@@ -267,21 +260,7 @@
         <w:rPr>
           <w:b/>
         </w:rPr>
-        <w:t xml:space="preserve">Grade XII, </w:t>
-      </w:r>
-      <w:proofErr w:type="spellStart"/>
-      <w:r>
-        <w:rPr>
-          <w:b/>
-        </w:rPr>
-        <w:t>Vidyatree</w:t>
-      </w:r>
-      <w:proofErr w:type="spellEnd"/>
-      <w:r>
-        <w:rPr>
-          <w:b/>
-        </w:rPr>
-        <w:t xml:space="preserve"> Modern World School</w:t>
+        <w:t>Grade XII, Vidyatree Modern World School</w:t>
       </w:r>
       <w:r>
         <w:rPr>
@@ -373,21 +352,7 @@
         <w:rPr>
           <w:bCs/>
         </w:rPr>
-        <w:t xml:space="preserve">TensorFlow, Scikit-learn, </w:t>
-      </w:r>
-      <w:proofErr w:type="spellStart"/>
-      <w:r>
-        <w:rPr>
-          <w:bCs/>
-        </w:rPr>
-        <w:t>FastAPI</w:t>
-      </w:r>
-      <w:proofErr w:type="spellEnd"/>
-      <w:r>
-        <w:rPr>
-          <w:bCs/>
-        </w:rPr>
-        <w:t>, Pandas, NumPy, OpenAI Gym</w:t>
+        <w:t>TensorFlow, Scikit-learn, FastAPI, Pandas, NumPy, OpenAI Gym</w:t>
       </w:r>
     </w:p>
     <w:p>
@@ -462,7 +427,6 @@
         </w:rPr>
       </w:pPr>
       <w:hyperlink r:id="rId9" w:history="1">
-        <w:proofErr w:type="spellStart"/>
         <w:r>
           <w:rPr>
             <w:rStyle w:val="Hyperlink"/>
@@ -471,18 +435,7 @@
             <w:szCs w:val="28"/>
             <w:u w:val="none"/>
           </w:rPr>
-          <w:t>DepoIndex</w:t>
-        </w:r>
-        <w:proofErr w:type="spellEnd"/>
-        <w:r>
-          <w:rPr>
-            <w:rStyle w:val="Hyperlink"/>
-            <w:bCs/>
-            <w:sz w:val="24"/>
-            <w:szCs w:val="28"/>
-            <w:u w:val="none"/>
-          </w:rPr>
-          <w:t>: AI-Powered Legal Document Indexing</w:t>
+          <w:t>DepoIndex: AI-Powered Legal Document Indexing</w:t>
         </w:r>
       </w:hyperlink>
       <w:r>
@@ -622,39 +575,7 @@
           <w:sz w:val="22"/>
           <w:szCs w:val="28"/>
         </w:rPr>
-        <w:t xml:space="preserve">Python, </w:t>
-      </w:r>
-      <w:proofErr w:type="spellStart"/>
-      <w:r>
-        <w:rPr>
-          <w:sz w:val="22"/>
-          <w:szCs w:val="28"/>
-        </w:rPr>
-        <w:t>FastAPI</w:t>
-      </w:r>
-      <w:proofErr w:type="spellEnd"/>
-      <w:r>
-        <w:rPr>
-          <w:sz w:val="22"/>
-          <w:szCs w:val="28"/>
-        </w:rPr>
-        <w:t xml:space="preserve">, OpenCV, </w:t>
-      </w:r>
-      <w:proofErr w:type="spellStart"/>
-      <w:r>
-        <w:rPr>
-          <w:sz w:val="22"/>
-          <w:szCs w:val="28"/>
-        </w:rPr>
-        <w:t>MediaPipe</w:t>
-      </w:r>
-      <w:proofErr w:type="spellEnd"/>
-      <w:r>
-        <w:rPr>
-          <w:sz w:val="22"/>
-          <w:szCs w:val="28"/>
-        </w:rPr>
-        <w:t>, Reinforcement Learning</w:t>
+        <w:t>Python, FastAPI, OpenCV, MediaPipe, Reinforcement Learning</w:t>
       </w:r>
     </w:p>
     <w:p>
@@ -667,15 +588,7 @@
         <w:jc w:val="both"/>
       </w:pPr>
       <w:r>
-        <w:t>Designed a stochastic user-</w:t>
-      </w:r>
-      <w:proofErr w:type="spellStart"/>
-      <w:r>
-        <w:t>behavior</w:t>
-      </w:r>
-      <w:proofErr w:type="spellEnd"/>
-      <w:r>
-        <w:t xml:space="preserve"> simulation and decision system using tabular Q-learning to adapt intervention strategies based on attention and emotional state.</w:t>
+        <w:t>Designed a stochastic user-behavior simulation and decision system using tabular Q-learning to adapt intervention strategies based on attention and emotional state.</w:t>
       </w:r>
     </w:p>
     <w:p>
@@ -688,15 +601,7 @@
         <w:jc w:val="both"/>
       </w:pPr>
       <w:r>
-        <w:t xml:space="preserve">Implemented multi-modal attention detection using OpenCV and </w:t>
-      </w:r>
-      <w:proofErr w:type="spellStart"/>
-      <w:r>
-        <w:t>MediaPipe</w:t>
-      </w:r>
-      <w:proofErr w:type="spellEnd"/>
-      <w:r>
-        <w:t>, combining facial landmarks, head pose, and audio signals.</w:t>
+        <w:t>Implemented multi-modal attention detection using OpenCV and MediaPipe, combining facial landmarks, head pose, and audio signals.</w:t>
       </w:r>
     </w:p>
     <w:p>
@@ -735,15 +640,7 @@
         <w:jc w:val="both"/>
       </w:pPr>
       <w:r>
-        <w:t xml:space="preserve">Built </w:t>
-      </w:r>
-      <w:proofErr w:type="spellStart"/>
-      <w:r>
-        <w:t>FastAPI</w:t>
-      </w:r>
-      <w:proofErr w:type="spellEnd"/>
-      <w:r>
-        <w:t xml:space="preserve"> endpoints to integrate real-time inputs with the decision engine and trigger adaptive interventions.</w:t>
+        <w:t>Built FastAPI endpoints to integrate real-time inputs with the decision engine and trigger adaptive interventions.</w:t>
       </w:r>
     </w:p>
     <w:p>
@@ -785,7 +682,6 @@
         </w:rPr>
       </w:pPr>
       <w:hyperlink r:id="rId11" w:history="1">
-        <w:proofErr w:type="spellStart"/>
         <w:r>
           <w:rPr>
             <w:rStyle w:val="Hyperlink"/>
@@ -795,43 +691,7 @@
             <w:szCs w:val="32"/>
             <w:u w:val="none"/>
           </w:rPr>
-          <w:t>MovieMix</w:t>
-        </w:r>
-        <w:proofErr w:type="spellEnd"/>
-        <w:r>
-          <w:rPr>
-            <w:rStyle w:val="Hyperlink"/>
-            <w:b/>
-            <w:bCs/>
-            <w:sz w:val="24"/>
-            <w:szCs w:val="32"/>
-            <w:u w:val="none"/>
-          </w:rPr>
-          <w:t>: Latent Semantic Movie Search Engine (</w:t>
-        </w:r>
-        <w:proofErr w:type="spellStart"/>
-        <w:r>
-          <w:rPr>
-            <w:rStyle w:val="Hyperlink"/>
-            <w:b/>
-            <w:bCs/>
-            <w:sz w:val="24"/>
-            <w:szCs w:val="32"/>
-            <w:u w:val="none"/>
-          </w:rPr>
-          <w:t>MovieLens</w:t>
-        </w:r>
-        <w:proofErr w:type="spellEnd"/>
-        <w:r>
-          <w:rPr>
-            <w:rStyle w:val="Hyperlink"/>
-            <w:b/>
-            <w:bCs/>
-            <w:sz w:val="24"/>
-            <w:szCs w:val="32"/>
-            <w:u w:val="none"/>
-          </w:rPr>
-          <w:t xml:space="preserve"> 25M)</w:t>
+          <w:t>MovieMix: Latent Semantic Movie Search Engine (MovieLens 25M)</w:t>
         </w:r>
       </w:hyperlink>
       <w:r>
@@ -846,23 +706,7 @@
           <w:sz w:val="22"/>
           <w:szCs w:val="28"/>
         </w:rPr>
-        <w:t xml:space="preserve">Python, </w:t>
-      </w:r>
-      <w:proofErr w:type="spellStart"/>
-      <w:r>
-        <w:rPr>
-          <w:sz w:val="22"/>
-          <w:szCs w:val="28"/>
-        </w:rPr>
-        <w:t>FastAPI</w:t>
-      </w:r>
-      <w:proofErr w:type="spellEnd"/>
-      <w:r>
-        <w:rPr>
-          <w:sz w:val="22"/>
-          <w:szCs w:val="28"/>
-        </w:rPr>
-        <w:t>, Docker, NumPy, Embeddings, Recommendation Systems</w:t>
+        <w:t>Python, FastAPI, Docker, NumPy, Embeddings, Recommendation Systems</w:t>
       </w:r>
     </w:p>
     <w:p>
@@ -1037,21 +881,12 @@
       <w:r>
         <w:t xml:space="preserve"> using </w:t>
       </w:r>
-      <w:proofErr w:type="spellStart"/>
       <w:r>
         <w:rPr>
           <w:b/>
           <w:bCs/>
         </w:rPr>
-        <w:t>FastAPI</w:t>
-      </w:r>
-      <w:proofErr w:type="spellEnd"/>
-      <w:r>
-        <w:rPr>
-          <w:b/>
-          <w:bCs/>
-        </w:rPr>
-        <w:t xml:space="preserve"> + Docker</w:t>
+        <w:t>FastAPI + Docker</w:t>
       </w:r>
       <w:r>
         <w:t>, enabling production-grade semantic movie retrieval.</w:t>
@@ -1190,23 +1025,7 @@
           <w:b/>
           <w:bCs/>
         </w:rPr>
-        <w:t xml:space="preserve">Global Rank 8261, TCS </w:t>
-      </w:r>
-      <w:proofErr w:type="spellStart"/>
-      <w:r>
-        <w:rPr>
-          <w:b/>
-          <w:bCs/>
-        </w:rPr>
-        <w:t>CodeVita</w:t>
-      </w:r>
-      <w:proofErr w:type="spellEnd"/>
-      <w:r>
-        <w:rPr>
-          <w:b/>
-          <w:bCs/>
-        </w:rPr>
-        <w:t xml:space="preserve"> (2024):</w:t>
+        <w:t>Global Rank 8261, TCS CodeVita (2024):</w:t>
       </w:r>
       <w:r>
         <w:t xml:space="preserve"> Advanced to the penultimate round </w:t>
@@ -1330,7 +1149,6 @@
           <w:b/>
           <w:bCs/>
         </w:rPr>
-        <w:lastRenderedPageBreak/>
         <w:t xml:space="preserve">Volunteer, Pahal Foundation: </w:t>
       </w:r>
       <w:r>
@@ -1339,7 +1157,7 @@
     </w:p>
     <w:sectPr>
       <w:pgSz w:w="11906" w:h="16838"/>
-      <w:pgMar w:top="680" w:right="397" w:bottom="284" w:left="567" w:header="720" w:footer="720" w:gutter="0"/>
+      <w:pgMar w:top="340" w:right="340" w:bottom="227" w:left="510" w:header="720" w:footer="720" w:gutter="0"/>
       <w:cols w:space="720"/>
     </w:sectPr>
   </w:body>
@@ -1347,7 +1165,7 @@
 </file>
 
 <file path=word/numbering.xml><?xml version="1.0" encoding="utf-8"?>
-<w:numbering xmlns:wpc="http://schemas.microsoft.com/office/word/2010/wordprocessingCanvas" xmlns:cx="http://schemas.microsoft.com/office/drawing/2014/chartex" xmlns:cx1="http://schemas.microsoft.com/office/drawing/2015/9/8/chartex" xmlns:cx2="http://schemas.microsoft.com/office/drawing/2015/10/21/chartex" xmlns:cx3="http://schemas.microsoft.com/office/drawing/2016/5/9/chartex" xmlns:cx4="http://schemas.microsoft.com/office/drawing/2016/5/10/chartex" xmlns:cx5="http://schemas.microsoft.com/office/drawing/2016/5/11/chartex" xmlns:cx6="http://schemas.microsoft.com/office/drawing/2016/5/12/chartex" xmlns:cx7="http://schemas.microsoft.com/office/drawing/2016/5/13/chartex" xmlns:cx8="http://schemas.microsoft.com/office/drawing/2016/5/14/chartex" xmlns:mc="http://schemas.openxmlformats.org/markup-compatibility/2006" xmlns:aink="http://schemas.microsoft.com/office/drawing/2016/ink" xmlns:am3d="http://schemas.microsoft.com/office/drawing/2017/model3d" xmlns:o="urn:schemas-microsoft-com:office:office" xmlns:oel="http://schemas.microsoft.com/office/2019/extlst" xmlns:r="http://schemas.openxmlformats.org/officeDocument/2006/relationships" xmlns:m="http://schemas.openxmlformats.org/officeDocument/2006/math" xmlns:v="urn:schemas-microsoft-com:vml" xmlns:wp14="http://schemas.microsoft.com/office/word/2010/wordprocessingDrawing" xmlns:wp="http://schemas.openxmlformats.org/drawingml/2006/wordprocessingDrawing" xmlns:w10="urn:schemas-microsoft-com:office:word" xmlns:w="http://schemas.openxmlformats.org/wordprocessingml/2006/main" xmlns:w14="http://schemas.microsoft.com/office/word/2010/wordml" xmlns:w15="http://schemas.microsoft.com/office/word/2012/wordml" xmlns:w16cex="http://schemas.microsoft.com/office/word/2018/wordml/cex" xmlns:w16cid="http://schemas.microsoft.com/office/word/2016/wordml/cid" xmlns:w16="http://schemas.microsoft.com/office/word/2018/wordml" xmlns:w16du="http://schemas.microsoft.com/office/word/2023/wordml/word16du" xmlns:w16sdtdh="http://schemas.microsoft.com/office/word/2020/wordml/sdtdatahash" xmlns:w16sdtfl="http://schemas.microsoft.com/office/word/2024/wordml/sdtformatlock" xmlns:w16se="http://schemas.microsoft.com/office/word/2015/wordml/symex" xmlns:wpg="http://schemas.microsoft.com/office/word/2010/wordprocessingGroup" xmlns:wpi="http://schemas.microsoft.com/office/word/2010/wordprocessingInk" xmlns:wne="http://schemas.microsoft.com/office/word/2006/wordml" xmlns:wps="http://schemas.microsoft.com/office/word/2010/wordprocessingShape" mc:Ignorable="w14 w15 w16se w16cid w16 w16cex w16sdtdh w16sdtfl w16du wp14">
+<w:numbering xmlns:wpc="http://schemas.microsoft.com/office/word/2010/wordprocessingCanvas" xmlns:cx="http://schemas.microsoft.com/office/drawing/2014/chartex" xmlns:cx1="http://schemas.microsoft.com/office/drawing/2015/9/8/chartex" xmlns:cx2="http://schemas.microsoft.com/office/drawing/2015/10/21/chartex" xmlns:cx3="http://schemas.microsoft.com/office/drawing/2016/5/9/chartex" xmlns:cx4="http://schemas.microsoft.com/office/drawing/2016/5/10/chartex" xmlns:cx5="http://schemas.microsoft.com/office/drawing/2016/5/11/chartex" xmlns:cx6="http://schemas.microsoft.com/office/drawing/2016/5/12/chartex" xmlns:cx7="http://schemas.microsoft.com/office/drawing/2016/5/13/chartex" xmlns:cx8="http://schemas.microsoft.com/office/drawing/2016/5/14/chartex" xmlns:mc="http://schemas.openxmlformats.org/markup-compatibility/2006" xmlns:aink="http://schemas.microsoft.com/office/drawing/2016/ink" xmlns:am3d="http://schemas.microsoft.com/office/drawing/2017/model3d" xmlns:o="urn:schemas-microsoft-com:office:office" xmlns:oel="http://schemas.microsoft.com/office/2019/extlst" xmlns:r="http://schemas.openxmlformats.org/officeDocument/2006/relationships" xmlns:m="http://schemas.openxmlformats.org/officeDocument/2006/math" xmlns:v="urn:schemas-microsoft-com:vml" xmlns:wp14="http://schemas.microsoft.com/office/word/2010/wordprocessingDrawing" xmlns:wp="http://schemas.openxmlformats.org/drawingml/2006/wordprocessingDrawing" xmlns:w10="urn:schemas-microsoft-com:office:word" xmlns:w="http://schemas.openxmlformats.org/wordprocessingml/2006/main" xmlns:w14="http://schemas.microsoft.com/office/word/2010/wordml" xmlns:w15="http://schemas.microsoft.com/office/word/2012/wordml" xmlns:w16cei="http://schemas.microsoft.com/office/word/2026/wordml/cei" xmlns:w16cex="http://schemas.microsoft.com/office/word/2018/wordml/cex" xmlns:w16cid="http://schemas.microsoft.com/office/word/2016/wordml/cid" xmlns:w16="http://schemas.microsoft.com/office/word/2018/wordml" xmlns:w16du="http://schemas.microsoft.com/office/word/2023/wordml/word16du" xmlns:w16sdtdh="http://schemas.microsoft.com/office/word/2020/wordml/sdtdatahash" xmlns:w16sdtfl="http://schemas.microsoft.com/office/word/2024/wordml/sdtformatlock" xmlns:w16se="http://schemas.microsoft.com/office/word/2015/wordml/symex" xmlns:wpg="http://schemas.microsoft.com/office/word/2010/wordprocessingGroup" xmlns:wpi="http://schemas.microsoft.com/office/word/2010/wordprocessingInk" xmlns:wne="http://schemas.microsoft.com/office/word/2006/wordml" xmlns:wps="http://schemas.microsoft.com/office/word/2010/wordprocessingShape" mc:Ignorable="w14 w15 w16se w16cid w16 w16cex w16sdtdh w16sdtfl w16du wp14">
   <w:abstractNum w:abstractNumId="0" w15:restartNumberingAfterBreak="0">
     <w:nsid w:val="01E311B5"/>
     <w:multiLevelType w:val="hybridMultilevel"/>
